--- a/p8/submission/jed_package/01_manuscript_blinded.docx
+++ b/p8/submission/jed_package/01_manuscript_blinded.docx
@@ -139,7 +139,53 @@
         <w:pStyle w:val="FirstParagraph"/>
       </w:pPr>
       <w:r>
-        <w:t xml:space="preserve">The conventional inverted-U between internationalization intensity and firm performance rests on three structural prerequisites: a viable domestic market, manageable trade costs, and functional institutions. When all three are absent at once, as in Pacific Small Island Developing States (SIDS), the non-linear pattern collapses into a monotone negative relationship, which we term the Forced Internationalization Penalty (FIP): not a transient phase-1 learning cost, but a persistent structural condition arising from the compulsion to export despite systemic disadvantage. Using World Bank Enterprise Survey data from 1,469 firms across nine Pacific SIDS (2009–2025), internationalization intensity is robustly negatively associated with labour productivity (</w:t>
+        <w:rPr>
+          <w:bCs/>
+          <w:b/>
+        </w:rPr>
+        <w:t xml:space="preserve">Purpose.</w:t>
+      </w:r>
+      <w:r>
+        <w:t xml:space="preserve"> </w:t>
+      </w:r>
+      <w:r>
+        <w:t xml:space="preserve">This study tests whether the canonical inverted-U between internationalization intensity and firm performance survives in Pacific Small Island Developing States (SIDS), and develops the Forced Internationalization Penalty (FIP) as a structural boundary condition on the inverted-U framework.</w:t>
+      </w:r>
+    </w:p>
+    <w:p>
+      <w:pPr>
+        <w:pStyle w:val="BodyText"/>
+      </w:pPr>
+      <w:r>
+        <w:rPr>
+          <w:bCs/>
+          <w:b/>
+        </w:rPr>
+        <w:t xml:space="preserve">Design/methodology/approach.</w:t>
+      </w:r>
+      <w:r>
+        <w:t xml:space="preserve"> </w:t>
+      </w:r>
+      <w:r>
+        <w:t xml:space="preserve">Using World Bank Enterprise Survey microdata from 1,469 firms across nine Pacific SIDS (2009–2025; 187 exporters), we estimate four OLS specifications with country-and-year fixed effects, year-only fixed effects, an exporters-only subsample, and a Heckman selection correction. The FSTS coefficient on labour productivity is the focal parameter; quadratic curvature is tested via Lind–Mehlum U-tests.</w:t>
+      </w:r>
+    </w:p>
+    <w:p>
+      <w:pPr>
+        <w:pStyle w:val="BodyText"/>
+      </w:pPr>
+      <w:r>
+        <w:rPr>
+          <w:bCs/>
+          <w:b/>
+        </w:rPr>
+        <w:t xml:space="preserve">Findings.</w:t>
+      </w:r>
+      <w:r>
+        <w:t xml:space="preserve"> </w:t>
+      </w:r>
+      <w:r>
+        <w:t xml:space="preserve">Internationalization intensity is robustly negatively associated with labour productivity in Pacific SIDS (</w:t>
       </w:r>
       <m:oMath>
         <m:r>
@@ -150,7 +196,161 @@
         <w:t xml:space="preserve"> </w:t>
       </w:r>
       <w:r>
-        <w:t xml:space="preserve">= −0.404, p = .032, country-and-year fixed effects) with no quadratic curvature. Technological capability and digital adoption, significant moderators in mainland Asia, are null here. These findings reframe the inverted-U as conditional rather than universal and identify boundary conditions for institutional moderation theory.</w:t>
+        <w:t xml:space="preserve">= −0.404, p = .032, primary specification;</w:t>
+      </w:r>
+      <w:r>
+        <w:t xml:space="preserve"> </w:t>
+      </w:r>
+      <m:oMath>
+        <m:r>
+          <m:t>β</m:t>
+        </m:r>
+      </m:oMath>
+      <w:r>
+        <w:t xml:space="preserve"> </w:t>
+      </w:r>
+      <w:r>
+        <w:t xml:space="preserve">= −1.236, p &lt; .001, year-FE only;</w:t>
+      </w:r>
+      <w:r>
+        <w:t xml:space="preserve"> </w:t>
+      </w:r>
+      <m:oMath>
+        <m:r>
+          <m:t>β</m:t>
+        </m:r>
+      </m:oMath>
+      <w:r>
+        <w:t xml:space="preserve"> </w:t>
+      </w:r>
+      <w:r>
+        <w:t xml:space="preserve">= −0.901, p = .027, exporters-only). The quadratic FSTS term is null in every specification, with no observable turning point in the data range. Technological capability and digital adoption — significant moderators in mainland Asia — are null here. The three structural prerequisites of the inverted-U (viable domestic market, manageable trade costs, functional institutions) are simultaneously absent, producing the FIP signature.</w:t>
+      </w:r>
+    </w:p>
+    <w:p>
+      <w:pPr>
+        <w:pStyle w:val="BodyText"/>
+      </w:pPr>
+      <w:r>
+        <w:rPr>
+          <w:bCs/>
+          <w:b/>
+        </w:rPr>
+        <w:t xml:space="preserve">Research limitations/implications.</w:t>
+      </w:r>
+      <w:r>
+        <w:t xml:space="preserve"> </w:t>
+      </w:r>
+      <w:r>
+        <w:t xml:space="preserve">Sample power is constrained at 187 exporters; the exporter-pool finding should be read as directional. The FIP framework opens a research agenda on whether other extreme-developing contexts (landlocked LDCs, post-conflict economies) exhibit comparable boundary conditions.</w:t>
+      </w:r>
+    </w:p>
+    <w:p>
+      <w:pPr>
+        <w:pStyle w:val="BodyText"/>
+      </w:pPr>
+      <w:r>
+        <w:rPr>
+          <w:bCs/>
+          <w:b/>
+        </w:rPr>
+        <w:t xml:space="preserve">Practical implications.</w:t>
+      </w:r>
+      <w:r>
+        <w:t xml:space="preserve"> </w:t>
+      </w:r>
+      <w:r>
+        <w:t xml:space="preserve">The findings caution against export-intensity targets in Pacific SIDS export-promotion programmes; complementary structural reforms (trade-cost reduction, institutional capacity-building) are prerequisites for any positive I-P returns.</w:t>
+      </w:r>
+    </w:p>
+    <w:p>
+      <w:pPr>
+        <w:pStyle w:val="BodyText"/>
+      </w:pPr>
+      <w:r>
+        <w:rPr>
+          <w:bCs/>
+          <w:b/>
+        </w:rPr>
+        <w:t xml:space="preserve">Social implications.</w:t>
+      </w:r>
+      <w:r>
+        <w:t xml:space="preserve"> </w:t>
+      </w:r>
+      <w:r>
+        <w:t xml:space="preserve">Under the Antigua and Barbuda Agenda for SIDS (UN General Assembly, 2024), the findings recalibrate sustainable-development policy expectations: SIDS firms cannot be expected to "internationalize their way out of" structural constraints; export-led-growth strategies premised on the inverted-U may systematically misallocate development assistance.</w:t>
+      </w:r>
+    </w:p>
+    <w:p>
+      <w:pPr>
+        <w:pStyle w:val="BodyText"/>
+      </w:pPr>
+      <w:r>
+        <w:rPr>
+          <w:bCs/>
+          <w:b/>
+        </w:rPr>
+        <w:t xml:space="preserve">Originality/value.</w:t>
+      </w:r>
+      <w:r>
+        <w:t xml:space="preserve"> </w:t>
+      </w:r>
+      <w:r>
+        <w:t xml:space="preserve">The paper provides the first firm-level operationalization of the SIDS macro-vulnerability framework (Briguglio, 1995; Bertram, 2006; Briguglio et al., 2009) and shifts the theoretical conversation from "institutional moderation of I-P intensity" to "institutional determination of I-P sign" — a qualitative, not merely quantitative, departure. Of 1,745 published WBES-based IB studies, zero have covered Pacific SIDS at the firm level.</w:t>
+      </w:r>
+    </w:p>
+    <w:p>
+      <w:pPr>
+        <w:pStyle w:val="BodyText"/>
+      </w:pPr>
+      <w:r>
+        <w:rPr>
+          <w:bCs/>
+          <w:b/>
+        </w:rPr>
+        <w:t xml:space="preserve">Keywords:</w:t>
+      </w:r>
+      <w:r>
+        <w:t xml:space="preserve"> </w:t>
+      </w:r>
+      <w:r>
+        <w:t xml:space="preserve">forced internationalization; small island developing states; firm performance; institutional voids; Pacific economies; labour productivity.</w:t>
+      </w:r>
+    </w:p>
+    <w:p>
+      <w:pPr>
+        <w:pStyle w:val="BodyText"/>
+      </w:pPr>
+      <w:r>
+        <w:rPr>
+          <w:bCs/>
+          <w:b/>
+        </w:rPr>
+        <w:t xml:space="preserve">JEL classification:</w:t>
+      </w:r>
+      <w:r>
+        <w:t xml:space="preserve"> </w:t>
+      </w:r>
+      <w:r>
+        <w:t xml:space="preserve">F23 (multinational firms; international business); O17 (formal and informal sectors; shadow economy; institutional arrangements); O56 (economywide country studies: Oceania); D22 (firm behaviour: empirical analysis); F14 (empirical studies of trade).</w:t>
+      </w:r>
+    </w:p>
+    <w:p>
+      <w:pPr>
+        <w:pStyle w:val="BodyText"/>
+      </w:pPr>
+      <w:r>
+        <w:rPr>
+          <w:bCs/>
+          <w:b/>
+        </w:rPr>
+        <w:t xml:space="preserve">Paper type:</w:t>
+      </w:r>
+      <w:r>
+        <w:t xml:space="preserve"> </w:t>
+      </w:r>
+      <w:r>
+        <w:t xml:space="preserve">Research paper.</w:t>
       </w:r>
     </w:p>
     <w:p>

--- a/p8/submission/jed_package/01_manuscript_blinded.docx
+++ b/p8/submission/jed_package/01_manuscript_blinded.docx
@@ -149,7 +149,7 @@
         <w:t xml:space="preserve"> </w:t>
       </w:r>
       <w:r>
-        <w:t xml:space="preserve">This study tests whether the canonical inverted-U between internationalization intensity and firm performance survives in Pacific Small Island Developing States (SIDS), and develops the Forced Internationalization Penalty (FIP) as a structural boundary condition on the inverted-U framework.</w:t>
+        <w:t xml:space="preserve">Tests whether the canonical inverted-U survives in Pacific Small Island Developing States (SIDS) and develops the Forced Internationalization Penalty (FIP) as a structural boundary condition.</w:t>
       </w:r>
     </w:p>
     <w:p>
@@ -167,7 +167,7 @@
         <w:t xml:space="preserve"> </w:t>
       </w:r>
       <w:r>
-        <w:t xml:space="preserve">Using World Bank Enterprise Survey microdata from 1,469 firms across nine Pacific SIDS (2009–2025; 187 exporters), we estimate four OLS specifications with country-and-year fixed effects, year-only fixed effects, an exporters-only subsample, and a Heckman selection correction. The FSTS coefficient on labour productivity is the focal parameter; quadratic curvature is tested via Lind–Mehlum U-tests.</w:t>
+        <w:t xml:space="preserve">WBES from 1,469 firms across nine Pacific SIDS (2009–2025; 187 exporters). Four OLS specifications: country-and-year FE; year-only FE; exporters-only; Heckman selection. Lind–Mehlum tests for quadratic curvature.</w:t>
       </w:r>
     </w:p>
     <w:p>
@@ -185,7 +185,7 @@
         <w:t xml:space="preserve"> </w:t>
       </w:r>
       <w:r>
-        <w:t xml:space="preserve">Internationalization intensity is robustly negatively associated with labour productivity in Pacific SIDS (</w:t>
+        <w:t xml:space="preserve">Internationalisation is robustly negatively associated with productivity (</w:t>
       </w:r>
       <m:oMath>
         <m:r>
@@ -196,35 +196,7 @@
         <w:t xml:space="preserve"> </w:t>
       </w:r>
       <w:r>
-        <w:t xml:space="preserve">= −0.404, p = .032, primary specification;</w:t>
-      </w:r>
-      <w:r>
-        <w:t xml:space="preserve"> </w:t>
-      </w:r>
-      <m:oMath>
-        <m:r>
-          <m:t>β</m:t>
-        </m:r>
-      </m:oMath>
-      <w:r>
-        <w:t xml:space="preserve"> </w:t>
-      </w:r>
-      <w:r>
-        <w:t xml:space="preserve">= −1.236, p &lt; .001, year-FE only;</w:t>
-      </w:r>
-      <w:r>
-        <w:t xml:space="preserve"> </w:t>
-      </w:r>
-      <m:oMath>
-        <m:r>
-          <m:t>β</m:t>
-        </m:r>
-      </m:oMath>
-      <w:r>
-        <w:t xml:space="preserve"> </w:t>
-      </w:r>
-      <w:r>
-        <w:t xml:space="preserve">= −0.901, p = .027, exporters-only). The quadratic FSTS term is null in every specification, with no observable turning point in the data range. Technological capability and digital adoption — significant moderators in mainland Asia — are null here. The three structural prerequisites of the inverted-U (viable domestic market, manageable trade costs, functional institutions) are simultaneously absent, producing the FIP signature.</w:t>
+        <w:t xml:space="preserve">= −0.404, p = .032; −1.236, p &lt; .001; −0.901, p = .027 across specifications). Quadratic FSTS null in every specification — no turning point. TCI and DAI moderators null. The three structural prerequisites (viable home market, manageable trade costs, functional institutions) are simultaneously absent.</w:t>
       </w:r>
     </w:p>
     <w:p>
@@ -242,7 +214,7 @@
         <w:t xml:space="preserve"> </w:t>
       </w:r>
       <w:r>
-        <w:t xml:space="preserve">Sample power is constrained at 187 exporters; the exporter-pool finding should be read as directional. The FIP framework opens a research agenda on whether other extreme-developing contexts (landlocked LDCs, post-conflict economies) exhibit comparable boundary conditions.</w:t>
+        <w:t xml:space="preserve">Power constrained at 187 exporters; opens research on other extreme-developing contexts (landlocked LDCs, post-conflict economies).</w:t>
       </w:r>
     </w:p>
     <w:p>
@@ -260,7 +232,7 @@
         <w:t xml:space="preserve"> </w:t>
       </w:r>
       <w:r>
-        <w:t xml:space="preserve">The findings caution against export-intensity targets in Pacific SIDS export-promotion programmes; complementary structural reforms (trade-cost reduction, institutional capacity-building) are prerequisites for any positive I-P returns.</w:t>
+        <w:t xml:space="preserve">Cautions against export-intensity targets in Pacific SIDS programmes; complementary structural reforms are prerequisites for positive I-P returns.</w:t>
       </w:r>
     </w:p>
     <w:p>
@@ -278,7 +250,7 @@
         <w:t xml:space="preserve"> </w:t>
       </w:r>
       <w:r>
-        <w:t xml:space="preserve">Under the Antigua and Barbuda Agenda for SIDS (UN General Assembly, 2024), the findings recalibrate sustainable-development policy expectations: SIDS firms cannot be expected to "internationalize their way out of" structural constraints; export-led-growth strategies premised on the inverted-U may systematically misallocate development assistance.</w:t>
+        <w:t xml:space="preserve">Under the Antigua and Barbuda Agenda (UNGA 2024), SIDS firms cannot "internationalise their way out of" structural constraints.</w:t>
       </w:r>
     </w:p>
     <w:p>
@@ -296,7 +268,7 @@
         <w:t xml:space="preserve"> </w:t>
       </w:r>
       <w:r>
-        <w:t xml:space="preserve">The paper provides the first firm-level operationalization of the SIDS macro-vulnerability framework (Briguglio, 1995; Bertram, 2006; Briguglio et al., 2009) and shifts the theoretical conversation from "institutional moderation of I-P intensity" to "institutional determination of I-P sign" — a qualitative, not merely quantitative, departure. Of 1,745 published WBES-based IB studies, zero have covered Pacific SIDS at the firm level.</w:t>
+        <w:t xml:space="preserve">First firm-level operationalisation of the SIDS macro-vulnerability framework. Shifts the debate from "institutional moderation of I-P intensity" to "institutional determination of I-P sign." Of 1,745 WBES-based IB studies, zero covered Pacific SIDS.</w:t>
       </w:r>
     </w:p>
     <w:p>

--- a/p8/submission/jed_package/01_manuscript_blinded.docx
+++ b/p8/submission/jed_package/01_manuscript_blinded.docx
@@ -2,13 +2,39 @@
 <file path=word/document.xml><?xml version="1.0" encoding="utf-8"?>
 <w:document xmlns:w="http://schemas.openxmlformats.org/wordprocessingml/2006/main" xmlns:m="http://schemas.openxmlformats.org/officeDocument/2006/math" xmlns:r="http://schemas.openxmlformats.org/officeDocument/2006/relationships" xmlns:o="urn:schemas-microsoft-com:office:office" xmlns:v="urn:schemas-microsoft-com:vml" xmlns:w10="urn:schemas-microsoft-com:office:word" xmlns:a="http://schemas.openxmlformats.org/drawingml/2006/main" xmlns:pic="http://schemas.openxmlformats.org/drawingml/2006/picture" xmlns:wp="http://schemas.openxmlformats.org/drawingml/2006/wordprocessingDrawing">
   <w:body>
-    <w:bookmarkStart w:id="62" w:name="X851d47967a07835e31e54cc2552648e271a088b"/>
+    <w:sdt>
+      <w:sdtPr>
+        <w:docPartObj>
+          <w:docPartGallery w:val="Table of Contents"/>
+          <w:docPartUnique/>
+        </w:docPartObj>
+      </w:sdtPr>
+      <w:sdtContent>
+        <w:p>
+          <w:pPr>
+            <w:pStyle w:val="TOCHeading"/>
+          </w:pPr>
+          <w:r>
+            <w:t xml:space="preserve">Table of Contents</w:t>
+          </w:r>
+        </w:p>
+        <w:p>
+          <w:r>
+            <w:fldChar w:fldCharType="begin" w:dirty="true"/>
+            <w:instrText xml:space="preserve">TOC \o "1-2" \h \z \u</w:instrText>
+            <w:fldChar w:fldCharType="separate"/>
+            <w:fldChar w:fldCharType="end"/>
+          </w:r>
+        </w:p>
+      </w:sdtContent>
+    </w:sdt>
+    <w:bookmarkStart w:id="57" w:name="X2651b4d67feaf2e0df68681ad8dd39211647d7a"/>
     <w:p>
       <w:pPr>
         <w:pStyle w:val="Heading1"/>
       </w:pPr>
       <w:r>
-        <w:t xml:space="preserve">Forced Internationalization Penalty: Firm Performance in Pacific Small Island Developing States</w:t>
+        <w:t xml:space="preserve">Forced Internationalization Penalty: Firm Performance in Pacific and Indian Ocean Small Island Developing States</w:t>
       </w:r>
     </w:p>
     <w:p>
@@ -78,7 +104,7 @@
         <w:pStyle w:val="Compact"/>
       </w:pPr>
       <w:r>
-        <w:t xml:space="preserve">Internationalization is monotone-negative for productivity (β = −0.404, p = .032).</w:t>
+        <w:t xml:space="preserve">Internationalization is monotone-negative for productivity (β = −0.404, p =.032).</w:t>
       </w:r>
     </w:p>
     <w:p>
@@ -167,7 +193,7 @@
         <w:t xml:space="preserve"> </w:t>
       </w:r>
       <w:r>
-        <w:t xml:space="preserve">WBES from 1,469 firms across nine Pacific SIDS (2009–2025; 187 exporters). Four OLS specifications: country-and-year FE; year-only FE; exporters-only; Heckman selection. Lind–Mehlum tests for quadratic curvature.</w:t>
+        <w:t xml:space="preserve">WBES from 1,469 firms across nine Pacific and Indian Ocean SIDS (2009–2025; 187 exporters). Three OLS specifications: country-and-year FE; year-only FE; exporters-only. Lind–Mehlum tests verify quadratic curvature direction.</w:t>
       </w:r>
     </w:p>
     <w:p>
@@ -196,7 +222,7 @@
         <w:t xml:space="preserve"> </w:t>
       </w:r>
       <w:r>
-        <w:t xml:space="preserve">= −0.404, p = .032; −1.236, p &lt; .001; −0.901, p = .027 across specifications). Quadratic FSTS null in every specification — no turning point. TCI and DAI moderators null. The three structural prerequisites (viable home market, manageable trade costs, functional institutions) are simultaneously absent.</w:t>
+        <w:t xml:space="preserve">= −0.404, p =.032; −1.236, p &lt;.001; −0.901, p =.027 across specifications). Quadratic FSTS null in every specification, no turning point. TCI and DAI moderators null. The three structural prerequisites (viable home market, manageable trade costs, functional institutions) are simultaneously absent.</w:t>
       </w:r>
     </w:p>
     <w:p>
@@ -250,7 +276,25 @@
         <w:t xml:space="preserve"> </w:t>
       </w:r>
       <w:r>
-        <w:t xml:space="preserve">Under the Antigua and Barbuda Agenda (UNGA 2024), SIDS firms cannot "internationalise their way out of" structural constraints.</w:t>
+        <w:t xml:space="preserve">Under the Antigua and Barbuda Agenda (UNGA 2024), SIDS firms cannot</w:t>
+      </w:r>
+      <w:r>
+        <w:t xml:space="preserve"> </w:t>
+      </w:r>
+      <w:r>
+        <w:t xml:space="preserve">“</w:t>
+      </w:r>
+      <w:r>
+        <w:t xml:space="preserve">internationalise their way out of</w:t>
+      </w:r>
+      <w:r>
+        <w:t xml:space="preserve">”</w:t>
+      </w:r>
+      <w:r>
+        <w:t xml:space="preserve"> </w:t>
+      </w:r>
+      <w:r>
+        <w:t xml:space="preserve">structural constraints.</w:t>
       </w:r>
     </w:p>
     <w:p>
@@ -268,7 +312,43 @@
         <w:t xml:space="preserve"> </w:t>
       </w:r>
       <w:r>
-        <w:t xml:space="preserve">First firm-level operationalisation of the SIDS macro-vulnerability framework. Shifts the debate from "institutional moderation of I-P intensity" to "institutional determination of I-P sign." Of 1,745 WBES-based IB studies, zero covered Pacific SIDS.</w:t>
+        <w:t xml:space="preserve">First firm-level operationalisation of the SIDS macro-vulnerability framework. Shifts the debate from</w:t>
+      </w:r>
+      <w:r>
+        <w:t xml:space="preserve"> </w:t>
+      </w:r>
+      <w:r>
+        <w:t xml:space="preserve">“</w:t>
+      </w:r>
+      <w:r>
+        <w:t xml:space="preserve">institutional moderation of I-P intensity</w:t>
+      </w:r>
+      <w:r>
+        <w:t xml:space="preserve">”</w:t>
+      </w:r>
+      <w:r>
+        <w:t xml:space="preserve"> </w:t>
+      </w:r>
+      <w:r>
+        <w:t xml:space="preserve">to</w:t>
+      </w:r>
+      <w:r>
+        <w:t xml:space="preserve"> </w:t>
+      </w:r>
+      <w:r>
+        <w:t xml:space="preserve">“</w:t>
+      </w:r>
+      <w:r>
+        <w:t xml:space="preserve">institutional determination of I-P sign.</w:t>
+      </w:r>
+      <w:r>
+        <w:t xml:space="preserve">”</w:t>
+      </w:r>
+      <w:r>
+        <w:t xml:space="preserve"> </w:t>
+      </w:r>
+      <w:r>
+        <w:t xml:space="preserve">Of 1,745 WBES-based IB studies, zero covered Pacific SIDS.</w:t>
       </w:r>
     </w:p>
     <w:p>
@@ -333,7 +413,7 @@
       </w:r>
     </w:p>
     <w:bookmarkEnd w:id="21"/>
-    <w:bookmarkStart w:id="22" w:name="Xe3d0fc0bea9a42ce7605565d0964033d7f6ee47"/>
+    <w:bookmarkStart w:id="22" w:name="introduction"/>
     <w:p>
       <w:pPr>
         <w:pStyle w:val="Heading2"/>
@@ -395,7 +475,7 @@
         <w:pStyle w:val="BodyText"/>
       </w:pPr>
       <w:r>
-        <w:t xml:space="preserve">This study challenges that assumption. We argue that certain structural conditions, characteristic of Small Island Developing States (SIDS), eliminate the prerequisites on which the inverted-U logic depends, and that they replace the expected non-linear pattern with a monotone negative one. We term this phenomenon the</w:t>
+        <w:t xml:space="preserve">This study challenges that assumption. This study argues that certain structural conditions, characteristic of Small Island Developing States (SIDS), eliminate the prerequisites on which the inverted-U logic depends, and that they replace the expected non-linear pattern with a monotone negative one. This study terms this phenomenon the</w:t>
       </w:r>
       <w:r>
         <w:t xml:space="preserve"> </w:t>
@@ -416,7 +496,7 @@
         <w:pStyle w:val="BodyText"/>
       </w:pPr>
       <w:r>
-        <w:t xml:space="preserve">We position FIP as a structural boundary condition rather than a peripheral anomaly. The standard inverted-U describes</w:t>
+        <w:t xml:space="preserve">This study positions FIP as a structural boundary condition rather than a peripheral anomaly. The standard inverted-U describes</w:t>
       </w:r>
       <w:r>
         <w:t xml:space="preserve"> </w:t>
@@ -450,7 +530,7 @@
         <w:pStyle w:val="BodyText"/>
       </w:pPr>
       <w:r>
-        <w:t xml:space="preserve">SIDS offer a theoretically extreme yet empirically underserved context for I-P research. These economies are marked by microscopic domestic markets (Tonga: 104,000 inhabitants; Kiribati: 121,000), by geographic isolation so severe that it amplifies trade costs by 30–210% (Winters &amp; Martins, 2004), and by comprehensive institutional voids that limit firms' ability to appropriate returns from international activities (Briguglio, 1995; Khanna &amp; Palepu, 2010). Recent systematic tracking across 121,249 development data points confirms that these conditions have deepened rather than abated. Progress in 2020–2025 is the slowest on record across 15 of 26 tracked benchmarks, with SIDS and Sub-Saharan Africa disproportionately affected (Pirlea et al., 2026). An independent multi-indicator analysis of six development dimensions, namely poverty, life expectancy, schooling, gender equality, climate, and electricity, finds the world developing at its slowest pace in 75 years; 54 economies remain more than a century from reaching developed-country standards on current trajectories, and SIDS are disproportionately represented in this cohort (Mahler, Serajuddin, Wadhwa, &amp; Yonzan, 2026). Firms in SIDS do not</w:t>
+        <w:t xml:space="preserve">SIDS offer a theoretically extreme yet empirically underserved context for I-P research. These economies are marked by microscopic domestic markets (Tonga: 104,000 inhabitants; Kiribati: 121,000), by geographic isolation so severe that it amplifies trade costs by 30–210% (Winters &amp; Martins, 2004), and by comprehensive institutional voids that limit firms’ ability to appropriate returns from international activities (Briguglio, 1995; Khanna &amp; Palepu, 2010). Recent systematic tracking across 121,249 development data points confirms that these conditions have deepened rather than abated. Progress in 2020–2025 is the slowest on record across 15 of 26 tracked benchmarks, with SIDS and Sub-Saharan Africa disproportionately affected (Pirlea et al., 2026). An independent multi-indicator analysis of six development dimensions, namely poverty, life expectancy, schooling, gender equality, climate, and electricity, finds the world developing at its slowest pace in 75 years; 54 economies remain more than a century from reaching developed-country standards on current trajectories, and SIDS are disproportionately represented in this cohort (Mahler, Serajuddin, Wadhwa, &amp; Yonzan, 2026). Firms in SIDS do not</w:t>
       </w:r>
       <w:r>
         <w:t xml:space="preserve"> </w:t>
@@ -474,7 +554,37 @@
         <w:pStyle w:val="BodyText"/>
       </w:pPr>
       <w:r>
-        <w:t xml:space="preserve">This study makes three contributions to the IB literature. First, it provides a structured naming and explicit empirical operationalization for the SIDS internationalization mechanism that the foundational SIDS literature (Briguglio, 1995; Bertram, 2006 MIRAB; Briguglio et al., 2009) has long analysed at the macro level. The three-prerequisite structure (non-viable home market, prohibitive trade costs, comprehensive institutional voids) is established; our contribution is the firm-level operationalization, the FIP label that connects those macro constraints to the sign of the FSTS coefficient in I-P regressions, and the demonstration that this firm-level signature is recoverable in WBES data. We distinguish FIP from adjacent firm-level concepts including phase-1 costs in three-stage theory (Contractor et al., 2003), Liability of Foreignness (Zaheer, 1995), and necessity entrepreneurship (Sarasvathy et al., 2014). Second, it provides empirical evidence from 1,469 firms across nine Pacific SIDS economies using World Bank Enterprise Survey (WBES) data, the most comprehensive firm-level I-P analysis in Pacific SIDS to date. Third, it documents that firm-level capabilities, namely technological capability and digital adoption, do not appear to override FIP. This last result shifts the theoretical conversation from "institutional moderation of the I-P relationship" (Marano, Tallman, &amp; Teece, 2016) toward "institutional determination of the sign of the I-P relationship."</w:t>
+        <w:t xml:space="preserve">This study makes three contributions to the IB literature. First, it provides a structured naming and explicit empirical operationalization for the SIDS internationalization mechanism that the foundational SIDS literature (Briguglio, 1995; Bertram, 2006 MIRAB; Briguglio et al., 2009) has long analysed at the macro level. The three-prerequisite structure (non-viable home market, prohibitive trade costs, comprehensive institutional voids) is established; the contribution of this study is the firm-level operationalization, the FIP label that connects those macro constraints to the sign of the FSTS coefficient in I-P regressions, and the demonstration that this firm-level signature is recoverable in WBES data. This study distinguishes FIP from adjacent firm-level concepts including phase-1 costs in three-stage theory (Contractor et al., 2003), Liability of Foreignness (Zaheer, 1995), and necessity entrepreneurship (Sarasvathy et al., 2014). Second, it provides empirical evidence from 1,469 firms across nine Pacific and Indian Ocean SIDS economies using World Bank Enterprise Survey (WBES) data, the most comprehensive firm-level I-P analysis in Pacific SIDS to date. Third, it documents that firm-level capabilities, namely technological capability and digital adoption, do not appear to override FIP. This last result shifts the theoretical conversation from</w:t>
+      </w:r>
+      <w:r>
+        <w:t xml:space="preserve"> </w:t>
+      </w:r>
+      <w:r>
+        <w:t xml:space="preserve">“</w:t>
+      </w:r>
+      <w:r>
+        <w:t xml:space="preserve">institutional moderation of the I-P relationship</w:t>
+      </w:r>
+      <w:r>
+        <w:t xml:space="preserve">”</w:t>
+      </w:r>
+      <w:r>
+        <w:t xml:space="preserve"> </w:t>
+      </w:r>
+      <w:r>
+        <w:t xml:space="preserve">(Marano et al., 2016) toward</w:t>
+      </w:r>
+      <w:r>
+        <w:t xml:space="preserve"> </w:t>
+      </w:r>
+      <w:r>
+        <w:t xml:space="preserve">“</w:t>
+      </w:r>
+      <w:r>
+        <w:t xml:space="preserve">institutional determination of the sign of the I-P relationship.</w:t>
+      </w:r>
+      <w:r>
+        <w:t xml:space="preserve">”</w:t>
       </w:r>
     </w:p>
     <w:p>
@@ -493,7 +603,7 @@
       </w:r>
     </w:p>
     <w:bookmarkEnd w:id="22"/>
-    <w:bookmarkStart w:id="27" w:name="X88086f89d30295b73ade34a6a6d72f6030bebeb"/>
+    <w:bookmarkStart w:id="27" w:name="theoretical-background-and-hypotheses"/>
     <w:p>
       <w:pPr>
         <w:pStyle w:val="Heading2"/>
@@ -502,7 +612,7 @@
         <w:t xml:space="preserve">2. Theoretical Background and Hypotheses</w:t>
       </w:r>
     </w:p>
-    <w:bookmarkStart w:id="23" w:name="Xb9f10d5a773f889d0c54a837c7b35981e9ef98d"/>
+    <w:bookmarkStart w:id="23" w:name="Xd1ff7c2b94994d1910854ba407ee8c9b50df341"/>
     <w:p>
       <w:pPr>
         <w:pStyle w:val="Heading3"/>
@@ -542,7 +652,25 @@
         <w:t xml:space="preserve"> </w:t>
       </w:r>
       <w:r>
-        <w:t xml:space="preserve">The inverted-U logic assumes that firms have a functioning home base providing revenues, resources, and organizational learning before and during internationalization (Johanson &amp; Vahlne, 1977; 2009). When the domestic market is non-viable, too small to support minimum efficient scale for even basic operations, firms are structurally compelled to export regardless of strategic readiness or capability. The "selection into exporting" assumption underlying most I-P models then breaks down.</w:t>
+        <w:t xml:space="preserve">The inverted-U logic assumes that firms have a functioning home base providing revenues, resources, and organizational learning before and during internationalization (Johanson &amp; Vahlne, 1977; 2009). When the domestic market is non-viable, too small to support minimum efficient scale for even basic operations, firms are structurally compelled to export regardless of strategic readiness or capability. The</w:t>
+      </w:r>
+      <w:r>
+        <w:t xml:space="preserve"> </w:t>
+      </w:r>
+      <w:r>
+        <w:t xml:space="preserve">“</w:t>
+      </w:r>
+      <w:r>
+        <w:t xml:space="preserve">selection into exporting</w:t>
+      </w:r>
+      <w:r>
+        <w:t xml:space="preserve">”</w:t>
+      </w:r>
+      <w:r>
+        <w:t xml:space="preserve"> </w:t>
+      </w:r>
+      <w:r>
+        <w:t xml:space="preserve">assumption underlying most I-P models then breaks down.</w:t>
       </w:r>
     </w:p>
     <w:p>
@@ -582,7 +710,7 @@
       </w:r>
     </w:p>
     <w:bookmarkEnd w:id="23"/>
-    <w:bookmarkStart w:id="24" w:name="X1f001da1b4b1572ea8f32d5031e054868494059"/>
+    <w:bookmarkStart w:id="24" w:name="Xb7db0e39015cb6f3662a52d47fb6342a9feb2fb"/>
     <w:p>
       <w:pPr>
         <w:pStyle w:val="Heading3"/>
@@ -596,7 +724,7 @@
         <w:pStyle w:val="FirstParagraph"/>
       </w:pPr>
       <w:r>
-        <w:t xml:space="preserve">We define the</w:t>
+        <w:t xml:space="preserve">This study defines the</w:t>
       </w:r>
       <w:r>
         <w:t xml:space="preserve"> </w:t>
@@ -688,11 +816,11 @@
         <w:t xml:space="preserve">From SIDS economic vulnerability (Briguglio, 1995)</w:t>
       </w:r>
       <w:r>
-        <w:t xml:space="preserve">: Briguglio's vulnerability index captures macroeconomic exposure to external shocks. FIP is a microeconomic, firm-level construct. It identifies the performance mechanism through which macro-structural vulnerability translates into firm-level outcomes.</w:t>
+        <w:t xml:space="preserve">: Briguglio’s vulnerability index captures macroeconomic exposure to external shocks. FIP is a microeconomic, firm-level construct. It identifies the performance mechanism through which macro-structural vulnerability translates into firm-level outcomes.</w:t>
       </w:r>
     </w:p>
     <w:bookmarkEnd w:id="24"/>
-    <w:bookmarkStart w:id="25" w:name="Xc71733a542ce4d73564dcb0287a5b80a716b22f"/>
+    <w:bookmarkStart w:id="25" w:name="X6db7ec46da19cbe734f496417815d07c46d6d99"/>
     <w:p>
       <w:pPr>
         <w:pStyle w:val="Heading3"/>
@@ -706,7 +834,7 @@
         <w:pStyle w:val="FirstParagraph"/>
       </w:pPr>
       <w:r>
-        <w:t xml:space="preserve">Pacific SIDS economies exhibit all three violated prerequisites in extreme form. With populations ranging from 94,000 (Micronesia) to 10 million (Papua New Guinea, the largest in our sample), domestic markets cannot sustain manufacturing or service firms at minimum efficient scale. Read (2004) demonstrated that the smallest island economies have effectively no choice architecture for export abstention. Firms either export or exit. We term this pattern</w:t>
+        <w:t xml:space="preserve">Pacific SIDS economies exhibit all three violated prerequisites in extreme form. With populations ranging from 94,000 (Micronesia) to 10 million (Papua New Guinea, the largest in the sample), domestic markets cannot sustain manufacturing or service firms at minimum efficient scale. Read (2004) demonstrated that the smallest island economies have effectively no choice architecture for export abstention. Firms either export or exit. This study terms this pattern</w:t>
       </w:r>
       <w:r>
         <w:t xml:space="preserve"> </w:t>
@@ -759,7 +887,7 @@
       </w:r>
     </w:p>
     <w:bookmarkEnd w:id="25"/>
-    <w:bookmarkStart w:id="26" w:name="Xf304c7c051670d76ad64f147386dc979ed380d0"/>
+    <w:bookmarkStart w:id="26" w:name="the-role-of-firm-level-capabilities"/>
     <w:p>
       <w:pPr>
         <w:pStyle w:val="Heading3"/>
@@ -845,7 +973,7 @@
     </w:p>
     <w:bookmarkEnd w:id="26"/>
     <w:bookmarkEnd w:id="27"/>
-    <w:bookmarkStart w:id="31" w:name="X5eb800a903106e48a684e9ea9de39ed619b9df8"/>
+    <w:bookmarkStart w:id="31" w:name="data-and-methods"/>
     <w:p>
       <w:pPr>
         <w:pStyle w:val="Heading2"/>
@@ -854,7 +982,7 @@
         <w:t xml:space="preserve">3. Data and Methods</w:t>
       </w:r>
     </w:p>
-    <w:bookmarkStart w:id="28" w:name="X180323993af082d7b264d69830cacecf330a102"/>
+    <w:bookmarkStart w:id="28" w:name="data-source"/>
     <w:p>
       <w:pPr>
         <w:pStyle w:val="Heading3"/>
@@ -868,7 +996,7 @@
         <w:pStyle w:val="FirstParagraph"/>
       </w:pPr>
       <w:r>
-        <w:t xml:space="preserve">We use pooled data from the World Bank Enterprise Survey (WBES), drawing waves conducted in Pacific SIDS economies between 2009 and 2025. WBES employs stratified random sampling with probability-proportional-to-size design across firm-size strata (5–19, 20–99, 100+ employees) and sectors (manufacturing, services, retail). We include all firm-year observations from economies meeting the SIDS classification: Fiji, Kiribati, Papua New Guinea, Samoa, Solomon Islands, Timor-Leste, Tonga, Vanuatu, and Comoros (nine economies). The analysis sample, observations with non-missing values for labor productivity, export intensity, and firm age, comprises</w:t>
+        <w:t xml:space="preserve">This study uses pooled data from the World Bank Enterprise Survey (WBES), drawing waves conducted in Pacific SIDS economies between 2009 and 2025. WBES employs stratified random sampling with probability-proportional-to-size design across firm-size strata (5–19, 20–99, 100+ employees) and sectors (manufacturing, services, retail). This study includes all firm-year observations from economies meeting the SIDS classification: Fiji, Kiribati, Papua New Guinea, Samoa, Solomon Islands, Timor-Leste, Tonga, Vanuatu, and Comoros (nine economies). The analysis sample, observations with non-missing values for labor productivity, export intensity, and firm age, comprises</w:t>
       </w:r>
       <w:r>
         <w:t xml:space="preserve"> </w:t>
@@ -888,7 +1016,7 @@
       </w:r>
     </w:p>
     <w:bookmarkEnd w:id="28"/>
-    <w:bookmarkStart w:id="29" w:name="X431a8b355211b47c6e494a5f659051454df4ed1"/>
+    <w:bookmarkStart w:id="29" w:name="measures"/>
     <w:p>
       <w:pPr>
         <w:pStyle w:val="Heading3"/>
@@ -930,7 +1058,7 @@
         <w:t xml:space="preserve"> </w:t>
       </w:r>
       <w:r>
-        <w:t xml:space="preserve">Following the methodology of Haans et al. (2016) and Contractor et al. (2003), we construct FSTS (Foreign Sales to Total Sales) from WBES item d3c (percentage of sales exported), divided by 100. For the main models, FSTS is mean-centered at the wave level:</w:t>
+        <w:t xml:space="preserve">Following the methodology of Haans et al. (2016) and Contractor et al. (2003), this study constructs FSTS (Foreign Sales to Total Sales) from WBES item d3c (percentage of sales exported), divided by 100. For the main models, FSTS is mean-centered at the wave level:</w:t>
       </w:r>
       <w:r>
         <w:t xml:space="preserve"> </w:t>
@@ -1110,7 +1238,7 @@
         <w:t xml:space="preserve"> </w:t>
       </w:r>
       <w:r>
-        <w:t xml:space="preserve">is the z-standardized value. We do not claim to measure dynamic digital capability, which would require multi-tiered indicators unavailable in WBES for this sample.</w:t>
+        <w:t xml:space="preserve">is the z-standardized value. This study does not claim to measure dynamic digital capability, which would require multi-tiered indicators unavailable in WBES for this sample.</w:t>
       </w:r>
     </w:p>
     <w:p>
@@ -1146,15 +1274,15 @@
     <w:tbl>
       <w:tblPr>
         <w:tblStyle w:val="Table"/>
-        <w:tblW w:type="auto" w:w="0"/>
+        <w:tblW w:type="pct" w:w="5000"/>
         <w:tblLook w:firstRow="1" w:lastRow="0" w:firstColumn="0" w:lastColumn="0" w:noHBand="0" w:noVBand="0" w:val="0020"/>
         <w:jc w:val="start"/>
       </w:tblPr>
       <w:tblGrid>
-        <w:gridCol w:w="1980"/>
-        <w:gridCol w:w="1980"/>
-        <w:gridCol w:w="1980"/>
-        <w:gridCol w:w="1980"/>
+        <w:gridCol w:w="1552"/>
+        <w:gridCol w:w="2018"/>
+        <w:gridCol w:w="2018"/>
+        <w:gridCol w:w="2329"/>
       </w:tblGrid>
       <w:tr>
         <w:trPr>
@@ -1254,7 +1382,7 @@
               <w:jc w:val="left"/>
             </w:pPr>
             <w:r>
-              <w:t xml:space="preserve">Dependent variable — log labor productivity (Goedhuys &amp; Sleuwaegen, 2013)</w:t>
+              <w:t xml:space="preserve">Dependent variable, log labor productivity (Goedhuys &amp; Sleuwaegen, 2013)</w:t>
             </w:r>
           </w:p>
         </w:tc>
@@ -1304,7 +1432,7 @@
               <w:jc w:val="left"/>
             </w:pPr>
             <w:r>
-              <w:t xml:space="preserve">Internationalization intensity — raw (Haans et al., 2016)</w:t>
+              <w:t xml:space="preserve">Internationalization intensity, raw (Haans et al., 2016)</w:t>
             </w:r>
           </w:p>
         </w:tc>
@@ -1354,7 +1482,7 @@
               <w:jc w:val="left"/>
             </w:pPr>
             <w:r>
-              <w:t xml:space="preserve">Internationalization intensity — centred (Contractor et al., 2003)</w:t>
+              <w:t xml:space="preserve">Internationalization intensity, centred (Contractor et al., 2003)</w:t>
             </w:r>
           </w:p>
         </w:tc>
@@ -1454,7 +1582,7 @@
               <w:jc w:val="left"/>
             </w:pPr>
             <w:r>
-              <w:t xml:space="preserve">Technological capability — Tier-1 proxy; direct + moderation test (H2; Lall, 1992)</w:t>
+              <w:t xml:space="preserve">Technological capability, Tier-1 proxy; direct + moderation test (H2; Lall, 1992)</w:t>
             </w:r>
           </w:p>
         </w:tc>
@@ -1492,19 +1620,19 @@
               <w:jc w:val="left"/>
             </w:pPr>
             <w:r>
-              <w:t xml:space="preserve">z-std(c22b_binary); operational website presence — Tier-1 only</w:t>
-            </w:r>
-          </w:p>
-        </w:tc>
-        <w:tc>
-          <w:tcPr/>
-          <w:p>
-            <w:pPr>
-              <w:pStyle w:val="Compact"/>
-              <w:jc w:val="left"/>
-            </w:pPr>
-            <w:r>
-              <w:t xml:space="preserve">Digital adoption — foundational website proxy; NOT dynamic digital capability (Banalieva &amp; Dhanaraj, 2019; H2)</w:t>
+              <w:t xml:space="preserve">z-std(c22b_binary); operational website presence, Tier-1 only</w:t>
+            </w:r>
+          </w:p>
+        </w:tc>
+        <w:tc>
+          <w:tcPr/>
+          <w:p>
+            <w:pPr>
+              <w:pStyle w:val="Compact"/>
+              <w:jc w:val="left"/>
+            </w:pPr>
+            <w:r>
+              <w:t xml:space="preserve">Digital adoption, foundational website proxy; NOT dynamic digital capability (Banalieva &amp; Dhanaraj, 2019; H2)</w:t>
             </w:r>
           </w:p>
         </w:tc>
@@ -1554,7 +1682,7 @@
               <w:jc w:val="left"/>
             </w:pPr>
             <w:r>
-              <w:t xml:space="preserve">Control — firm size (Hitt et al., 1997)</w:t>
+              <w:t xml:space="preserve">Control, firm size (Hitt et al., 1997)</w:t>
             </w:r>
           </w:p>
         </w:tc>
@@ -1604,7 +1732,7 @@
               <w:jc w:val="left"/>
             </w:pPr>
             <w:r>
-              <w:t xml:space="preserve">Control — firm age (Lu &amp; Beamish, 2004)</w:t>
+              <w:t xml:space="preserve">Control, firm age (Lu &amp; Beamish, 2004)</w:t>
             </w:r>
           </w:p>
         </w:tc>
@@ -1654,7 +1782,7 @@
               <w:jc w:val="left"/>
             </w:pPr>
             <w:r>
-              <w:t xml:space="preserve">Control — foreign ownership (Marano et al., 2016)</w:t>
+              <w:t xml:space="preserve">Control, foreign ownership (Marano et al., 2016)</w:t>
             </w:r>
           </w:p>
         </w:tc>
@@ -1860,7 +1988,7 @@
       </w:r>
     </w:p>
     <w:bookmarkEnd w:id="29"/>
-    <w:bookmarkStart w:id="30" w:name="Xc5fe1f3cf583535f12a87a680dcd317400b3da2"/>
+    <w:bookmarkStart w:id="30" w:name="model-sequence"/>
     <w:p>
       <w:pPr>
         <w:pStyle w:val="Heading3"/>
@@ -1874,7 +2002,7 @@
         <w:pStyle w:val="FirstParagraph"/>
       </w:pPr>
       <w:r>
-        <w:t xml:space="preserve">We estimate four model families to test H1 and H2:</w:t>
+        <w:t xml:space="preserve">The analysis estimates four model families to test H1 and H2:</w:t>
       </w:r>
     </w:p>
     <w:p>
@@ -2492,7 +2620,7 @@
         <w:pStyle w:val="BodyText"/>
       </w:pPr>
       <w:r>
-        <w:t xml:space="preserve">We also estimate two additional robustness specifications: M_yearFE (year fixed effects only, no country fixed effects) and M_bivariate (no controls), to assess the sensitivity of the FIP estimate to different modeling assumptions.</w:t>
+        <w:t xml:space="preserve">This study also estimate two additional robustness specifications: M_yearFE (year fixed effects only, no country fixed effects) and M_bivariate (no controls), to assess the sensitivity of the FIP estimate to different modeling assumptions.</w:t>
       </w:r>
     </w:p>
     <w:p>
@@ -2524,7 +2652,7 @@
     </w:p>
     <w:bookmarkEnd w:id="30"/>
     <w:bookmarkEnd w:id="31"/>
-    <w:bookmarkStart w:id="38" w:name="X121719332867ee227f0a04b486098cee978c6e6"/>
+    <w:bookmarkStart w:id="38" w:name="results"/>
     <w:p>
       <w:pPr>
         <w:pStyle w:val="Heading2"/>
@@ -2533,7 +2661,7 @@
         <w:t xml:space="preserve">4. Results</w:t>
       </w:r>
     </w:p>
-    <w:bookmarkStart w:id="32" w:name="Xf031df31c5b8141c05fcebab78842231a9e024a"/>
+    <w:bookmarkStart w:id="32" w:name="X7564ed8aad7671c5c72c9705a49a1794e1c47b3"/>
     <w:p>
       <w:pPr>
         <w:pStyle w:val="Heading3"/>
@@ -2547,7 +2675,7 @@
         <w:pStyle w:val="FirstParagraph"/>
       </w:pPr>
       <w:r>
-        <w:t xml:space="preserve">The analysis sample spans 1,469 firms across nine Pacific SIDS economies. Table 1 reports country-level summary statistics. Exporter representation is thin across all economies (overall 12.7%), consistent with the SIDS structural constraint: most firms operate predominantly in the domestic market despite its limitations. Mean FSTS across the full sample is 0.060, reflecting the low-but-non-zero export engagement of SIDS firms. The country fixed effects absorb substantial variance:</w:t>
+        <w:t xml:space="preserve">The analysis sample spans 1,469 firms across nine Pacific and Indian Ocean SIDS economies. Table 1 reports country-level summary statistics. Exporter representation is thin across all economies (overall 12.7%), consistent with the SIDS structural constraint: most firms operate predominantly in the domestic market despite its limitations. Mean FSTS across the full sample is 0.060, reflecting the low-but-non-zero export engagement of SIDS firms. The country fixed effects absorb substantial variance:</w:t>
       </w:r>
       <w:r>
         <w:t xml:space="preserve"> </w:t>
@@ -2574,7 +2702,7 @@
       </w:r>
     </w:p>
     <w:bookmarkEnd w:id="32"/>
-    <w:bookmarkStart w:id="33" w:name="X221fb7e0fbd1e09102b607f2a4be829dba85b6e"/>
+    <w:bookmarkStart w:id="33" w:name="X6abbfa22e96478212f3491c4cdbfe1ca192aca8"/>
     <w:p>
       <w:pPr>
         <w:pStyle w:val="Heading3"/>
@@ -2779,7 +2907,7 @@
         <w:t xml:space="preserve"> </w:t>
       </w:r>
       <w:r>
-        <w:t xml:space="preserve">= +0.009, p = .052); foreign ownership shows a marginally negative association (</w:t>
+        <w:t xml:space="preserve">= +0.009, p =.052); foreign ownership shows a marginally negative association (</w:t>
       </w:r>
       <m:oMath>
         <m:r>
@@ -2790,7 +2918,7 @@
         <w:t xml:space="preserve"> </w:t>
       </w:r>
       <w:r>
-        <w:t xml:space="preserve">= −0.006, p = .056), perhaps reflecting thin foreign investment efficiency in SIDS contexts; firm size is positive but non-significant (</w:t>
+        <w:t xml:space="preserve">= −0.006, p =.056), perhaps reflecting thin foreign investment efficiency in SIDS contexts; firm size is positive but non-significant (</w:t>
       </w:r>
       <m:oMath>
         <m:r>
@@ -2801,11 +2929,11 @@
         <w:t xml:space="preserve"> </w:t>
       </w:r>
       <w:r>
-        <w:t xml:space="preserve">= +0.082, p = .242).</w:t>
+        <w:t xml:space="preserve">= +0.082, p =.242).</w:t>
       </w:r>
     </w:p>
     <w:bookmarkEnd w:id="33"/>
-    <w:bookmarkStart w:id="34" w:name="X278b3f0cc4133671f70c21e2e288fdaa4a06e72"/>
+    <w:bookmarkStart w:id="34" w:name="Xc0a88d50ea7b5c27a76a85a44afe4aa278d46cd"/>
     <w:p>
       <w:pPr>
         <w:pStyle w:val="Heading3"/>
@@ -2861,7 +2989,7 @@
         <w:t xml:space="preserve"> </w:t>
       </w:r>
       <w:r>
-        <w:t xml:space="preserve">to test whether the negative I-P relationship is eventually reversed, i.e., whether there is any inverted-U pattern with the positive portion below our data range.</w:t>
+        <w:t xml:space="preserve">to test whether the negative I-P relationship is eventually reversed, i.e., whether there is any inverted-U pattern with the positive portion below the data range.</w:t>
       </w:r>
     </w:p>
     <w:p>
@@ -2901,7 +3029,7 @@
         </m:sSub>
       </m:oMath>
       <w:r>
-        <w:t xml:space="preserve">) = −0.925, SE = 0.828, p = .265 (n.s.)</w:t>
+        <w:t xml:space="preserve">) = −0.925, SE = 0.828, p =.265 (n.s.)</w:t>
       </w:r>
       <w:r>
         <w:t xml:space="preserve"> </w:t>
@@ -2938,7 +3066,7 @@
         </m:sSubSup>
       </m:oMath>
       <w:r>
-        <w:t xml:space="preserve">) = +0.649, SE = 0.980, p = .508 (n.s.)</w:t>
+        <w:t xml:space="preserve">) = +0.649, SE = 0.980, p =.508 (n.s.)</w:t>
       </w:r>
     </w:p>
     <w:p>
@@ -2954,7 +3082,7 @@
         <w:pStyle w:val="BodyText"/>
       </w:pPr>
       <w:r>
-        <w:t xml:space="preserve">Following Haans et al. (2016), we evaluate the four necessary conditions for a curvature relationship. All four must hold for an inverted-U to be confirmed; here, all four</w:t>
+        <w:t xml:space="preserve">Following Haans et al. (2016), we evaluate the four necessary conditions for a curvature relationship. All four must hold for an inverted-U to be confirmed; here, all four</w:t>
       </w:r>
       <w:r>
         <w:t xml:space="preserve"> </w:t>
@@ -3034,7 +3162,7 @@
         <w:t xml:space="preserve"> </w:t>
       </w:r>
       <w:r>
-        <w:t xml:space="preserve">= .265),</w:t>
+        <w:t xml:space="preserve">=.265),</w:t>
       </w:r>
       <w:r>
         <w:t xml:space="preserve"> </w:t>
@@ -3142,7 +3270,7 @@
         <w:t xml:space="preserve"> </w:t>
       </w:r>
       <w:r>
-        <w:t xml:space="preserve">= .508),</w:t>
+        <w:t xml:space="preserve">=.508),</w:t>
       </w:r>
       <w:r>
         <w:t xml:space="preserve"> </w:t>
@@ -3363,7 +3491,7 @@
         <w:t xml:space="preserve"> </w:t>
       </w:r>
       <w:r>
-        <w:t xml:space="preserve">= .941,</w:t>
+        <w:t xml:space="preserve">=.941,</w:t>
       </w:r>
       <w:r>
         <w:t xml:space="preserve"> </w:t>
@@ -3398,7 +3526,7 @@
       </w:r>
     </w:p>
     <w:bookmarkEnd w:id="34"/>
-    <w:bookmarkStart w:id="35" w:name="X7c95bb97131b594aa7673109c051c80c5a0bcc4"/>
+    <w:bookmarkStart w:id="35" w:name="robustness"/>
     <w:p>
       <w:pPr>
         <w:pStyle w:val="Heading3"/>
@@ -3412,7 +3540,7 @@
         <w:pStyle w:val="FirstParagraph"/>
       </w:pPr>
       <w:r>
-        <w:t xml:space="preserve">We examine three additional specifications to assess the robustness of the FIP result.</w:t>
+        <w:t xml:space="preserve">This study examines three additional specifications to assess the robustness of the FIP result.</w:t>
       </w:r>
     </w:p>
     <w:p>
@@ -3617,7 +3745,7 @@
       </w:r>
     </w:p>
     <w:bookmarkEnd w:id="35"/>
-    <w:bookmarkStart w:id="36" w:name="Xb09bd355cfef31bfb4a34bc8569e299208ad4bf"/>
+    <w:bookmarkStart w:id="36" w:name="capability-null-results-h2"/>
     <w:p>
       <w:pPr>
         <w:pStyle w:val="Heading3"/>
@@ -3729,7 +3857,7 @@
         </m:sSub>
       </m:oMath>
       <w:r>
-        <w:t xml:space="preserve">) = +0.058, SE = 0.085, p = .495 (n.s.)</w:t>
+        <w:t xml:space="preserve">) = +0.058, SE = 0.085, p =.495 (n.s.)</w:t>
       </w:r>
       <w:r>
         <w:t xml:space="preserve"> </w:t>
@@ -3761,7 +3889,7 @@
         </m:sSub>
       </m:oMath>
       <w:r>
-        <w:t xml:space="preserve">) = +0.062, SE = 0.073, p = .402 (n.s.)</w:t>
+        <w:t xml:space="preserve">) = +0.062, SE = 0.073, p =.402 (n.s.)</w:t>
       </w:r>
     </w:p>
     <w:p>
@@ -3801,7 +3929,7 @@
         <w:t xml:space="preserve"> </w:t>
       </w:r>
       <w:r>
-        <w:t xml:space="preserve">= −0.974, p = .252), likely reflecting the substantially reduced sample (N = 526 for M3, versus N = 1,469 for M1, due to missing capability variables). The direction of the</w:t>
+        <w:t xml:space="preserve">= −0.974, p =.252), likely reflecting the substantially reduced sample (N = 526 for M3, versus N = 1,469 for M1, due to missing capability variables). The direction of the</w:t>
       </w:r>
       <w:r>
         <w:t xml:space="preserve"> </w:t>
@@ -3871,7 +3999,7 @@
         <w:t xml:space="preserve"> </w:t>
       </w:r>
       <w:r>
-        <w:t xml:space="preserve">= +0.058, SE = 0.085, p = .495) and digital adoption (</w:t>
+        <w:t xml:space="preserve">= +0.058, SE = 0.085, p =.495) and digital adoption (</w:t>
       </w:r>
       <m:oMath>
         <m:sSub>
@@ -3906,7 +4034,7 @@
         <w:t xml:space="preserve"> </w:t>
       </w:r>
       <w:r>
-        <w:t xml:space="preserve">= +0.062, SE = 0.073, p = .402) do not statistically significantly moderate the I-P relationship in Pacific SIDS, consistent with the FIP mechanism overwhelming capability effects in structurally constrained SIDS economies. The positive point estimates for</w:t>
+        <w:t xml:space="preserve">= +0.062, SE = 0.073, p =.402) do not statistically significantly moderate the I-P relationship in Pacific SIDS, consistent with the FIP mechanism overwhelming capability effects in structurally constrained SIDS economies. The positive point estimates for</w:t>
       </w:r>
       <w:r>
         <w:t xml:space="preserve"> </w:t>
@@ -3961,7 +4089,7 @@
       </w:r>
     </w:p>
     <w:bookmarkEnd w:id="36"/>
-    <w:bookmarkStart w:id="37" w:name="X6c093959484b3f9d4e201eec1d461ec8d4bd970"/>
+    <w:bookmarkStart w:id="37" w:name="summary"/>
     <w:p>
       <w:pPr>
         <w:pStyle w:val="Heading3"/>
@@ -3989,7 +4117,7 @@
         <w:t xml:space="preserve"> </w:t>
       </w:r>
       <w:r>
-        <w:t xml:space="preserve">= −0.404, p = .032); (ii) no significant quadratic curvature or turning point (M2: both</w:t>
+        <w:t xml:space="preserve">= −0.404, p =.032); (ii) no significant quadratic curvature or turning point (M2: both</w:t>
       </w:r>
       <w:r>
         <w:t xml:space="preserve"> </w:t>
@@ -4062,7 +4190,7 @@
         <w:t xml:space="preserve"> </w:t>
       </w:r>
       <w:r>
-        <w:t xml:space="preserve">= −1.236, p &lt; .001; M_bivariate:</w:t>
+        <w:t xml:space="preserve">= −1.236, p &lt;.001; M_bivariate:</w:t>
       </w:r>
       <w:r>
         <w:t xml:space="preserve"> </w:t>
@@ -4076,7 +4204,7 @@
         <w:t xml:space="preserve"> </w:t>
       </w:r>
       <w:r>
-        <w:t xml:space="preserve">= −1.596, p &lt; .001; exporters-only:</w:t>
+        <w:t xml:space="preserve">= −1.596, p &lt;.001; exporters-only:</w:t>
       </w:r>
       <w:r>
         <w:t xml:space="preserve"> </w:t>
@@ -4090,7 +4218,7 @@
         <w:t xml:space="preserve"> </w:t>
       </w:r>
       <w:r>
-        <w:t xml:space="preserve">= −0.901, p = .027); and (iv) null capability moderation (M3:</w:t>
+        <w:t xml:space="preserve">= −0.901, p =.027); and (iv) null capability moderation (M3:</w:t>
       </w:r>
       <w:r>
         <w:t xml:space="preserve"> </w:t>
@@ -4117,7 +4245,7 @@
         <w:t xml:space="preserve"> </w:t>
       </w:r>
       <w:r>
-        <w:t xml:space="preserve">p = .495;</w:t>
+        <w:t xml:space="preserve">p =.495;</w:t>
       </w:r>
       <w:r>
         <w:t xml:space="preserve"> </w:t>
@@ -4144,7 +4272,7 @@
         <w:t xml:space="preserve"> </w:t>
       </w:r>
       <w:r>
-        <w:t xml:space="preserve">p = .402).</w:t>
+        <w:t xml:space="preserve">p =.402).</w:t>
       </w:r>
     </w:p>
     <w:p>
@@ -4156,7 +4284,7 @@
     </w:p>
     <w:bookmarkEnd w:id="37"/>
     <w:bookmarkEnd w:id="38"/>
-    <w:bookmarkStart w:id="44" w:name="X735612638e4e736e4693e459c258977262c0dfc"/>
+    <w:bookmarkStart w:id="44" w:name="discussion"/>
     <w:p>
       <w:pPr>
         <w:pStyle w:val="Heading2"/>
@@ -4165,7 +4293,7 @@
         <w:t xml:space="preserve">5. Discussion</w:t>
       </w:r>
     </w:p>
-    <w:bookmarkStart w:id="39" w:name="X756057e5c11f0c9dd39f4fea415a3ea89277fd3"/>
+    <w:bookmarkStart w:id="39" w:name="Xd4d8ec5bfb52f8d3fe2e7c438ba390b633573fa"/>
     <w:p>
       <w:pPr>
         <w:pStyle w:val="Heading3"/>
@@ -4179,15 +4307,33 @@
         <w:pStyle w:val="FirstParagraph"/>
       </w:pPr>
       <w:r>
-        <w:t xml:space="preserve">Our central finding is that the inverted-U I-P relationship does not hold in Pacific SIDS. Instead of a curvilinear pattern with a positive phase, the data show a monotone negative relationship. It persists across four modeling specifications, and it is stronger among actual exporters than in the full sample. This is inconsistent with the inverted-U prediction (Lu &amp; Beamish, 2004) and with the three-stage S-curve (Contractor et al., 2003), both of which predict at least some range of positive internationalization–performance association.</w:t>
-      </w:r>
-    </w:p>
-    <w:p>
-      <w:pPr>
-        <w:pStyle w:val="BodyText"/>
-      </w:pPr>
-      <w:r>
-        <w:t xml:space="preserve">The FIP concept explains this reversal through the logic of violated structural prerequisites. When no viable domestic market exists, FSTS is not a strategic choice variable but a survival necessity, and firms cannot accumulate the home-base resources and organizational capabilities that fund and sustain profitable internationalization. When trade costs amplify the "cost of doing business" of export revenues by 30–210% (Winters &amp; Martins, 2004), the marginal economics of exporting are negative from the outset. And when institutional voids are comprehensive, with absent trade finance intermediaries, unreliable contract enforcement, and limited standards infrastructure, firms cannot appropriate the learning and scale benefits that internationalization theory promises.</w:t>
+        <w:t xml:space="preserve">The central finding is that the inverted-U I-P relationship does not hold in Pacific SIDS. Instead of a curvilinear pattern with a positive phase, the data show a monotone negative relationship. It persists across four modeling specifications, and it is stronger among actual exporters than in the full sample. This is inconsistent with the inverted-U prediction (Lu &amp; Beamish, 2004) and with the three-stage S-curve (Contractor et al., 2003), both of which predict at least some range of positive internationalization–performance association.</w:t>
+      </w:r>
+    </w:p>
+    <w:p>
+      <w:pPr>
+        <w:pStyle w:val="BodyText"/>
+      </w:pPr>
+      <w:r>
+        <w:t xml:space="preserve">The FIP concept explains this reversal through the logic of violated structural prerequisites. When no viable domestic market exists, FSTS is not a strategic choice variable but a survival necessity, and firms cannot accumulate the home-base resources and organizational capabilities that fund and sustain profitable internationalization. When trade costs amplify the</w:t>
+      </w:r>
+      <w:r>
+        <w:t xml:space="preserve"> </w:t>
+      </w:r>
+      <w:r>
+        <w:t xml:space="preserve">“</w:t>
+      </w:r>
+      <w:r>
+        <w:t xml:space="preserve">cost of doing business</w:t>
+      </w:r>
+      <w:r>
+        <w:t xml:space="preserve">”</w:t>
+      </w:r>
+      <w:r>
+        <w:t xml:space="preserve"> </w:t>
+      </w:r>
+      <w:r>
+        <w:t xml:space="preserve">of export revenues by 30–210% (Winters &amp; Martins, 2004), the marginal economics of exporting are negative from the outset. And when institutional voids are comprehensive, with absent trade finance intermediaries, unreliable contract enforcement, and limited standards infrastructure, firms cannot appropriate the learning and scale benefits that internationalization theory promises.</w:t>
       </w:r>
     </w:p>
     <w:p>
@@ -4211,7 +4357,7 @@
         <w:t xml:space="preserve"> </w:t>
       </w:r>
       <w:r>
-        <w:t xml:space="preserve">relationship: it holds when and because the structural prerequisites are satisfied. The existing literature's finding that institutional quality</w:t>
+        <w:t xml:space="preserve">relationship: it holds when and because the structural prerequisites are satisfied. The existing literature’s finding that institutional quality</w:t>
       </w:r>
       <w:r>
         <w:t xml:space="preserve"> </w:t>
@@ -4227,7 +4373,43 @@
         <w:t xml:space="preserve"> </w:t>
       </w:r>
       <w:r>
-        <w:t xml:space="preserve">the I-P relationship (Marano et al., 2016) is then a special case of a more general theoretical relationship. When institutional conditions cross a structural threshold from "weaker moderation" to "violated prerequisites," the sign of the I-P relationship reverses, not merely its magnitude.</w:t>
+        <w:t xml:space="preserve">the I-P relationship (Marano et al., 2016) is then a special case of a more general theoretical relationship. When institutional conditions cross a structural threshold from</w:t>
+      </w:r>
+      <w:r>
+        <w:t xml:space="preserve"> </w:t>
+      </w:r>
+      <w:r>
+        <w:t xml:space="preserve">“</w:t>
+      </w:r>
+      <w:r>
+        <w:t xml:space="preserve">weaker moderation</w:t>
+      </w:r>
+      <w:r>
+        <w:t xml:space="preserve">”</w:t>
+      </w:r>
+      <w:r>
+        <w:t xml:space="preserve"> </w:t>
+      </w:r>
+      <w:r>
+        <w:t xml:space="preserve">to</w:t>
+      </w:r>
+      <w:r>
+        <w:t xml:space="preserve"> </w:t>
+      </w:r>
+      <w:r>
+        <w:t xml:space="preserve">“</w:t>
+      </w:r>
+      <w:r>
+        <w:t xml:space="preserve">violated prerequisites,</w:t>
+      </w:r>
+      <w:r>
+        <w:t xml:space="preserve">”</w:t>
+      </w:r>
+      <w:r>
+        <w:t xml:space="preserve"> </w:t>
+      </w:r>
+      <w:r>
+        <w:t xml:space="preserve">the sign of the I-P relationship reverses, not merely its magnitude.</w:t>
       </w:r>
     </w:p>
     <w:p>
@@ -4239,7 +4421,7 @@
       </w:r>
     </w:p>
     <w:bookmarkEnd w:id="39"/>
-    <w:bookmarkStart w:id="40" w:name="X0f7881790c29927869278ccfdf374374fedd8e4"/>
+    <w:bookmarkStart w:id="40" w:name="Xbadf487e3d91c7f5e5de16c24aa3b4c984ad28e"/>
     <w:p>
       <w:pPr>
         <w:pStyle w:val="Heading3"/>
@@ -4253,7 +4435,7 @@
         <w:pStyle w:val="FirstParagraph"/>
       </w:pPr>
       <w:r>
-        <w:t xml:space="preserve">FIP represents a qualitative shift in how we conceptualize institutional effects on I-P relationships. Most prior theorizing treats institutional effects as continuous modifiers of the inverted-U's shape and location: higher institutional quality shifts the optimum FSTS upward, broadens the positive range, or raises the peak performance level (Marano et al., 2016; Hitt et al., 1997). This is a change in</w:t>
+        <w:t xml:space="preserve">FIP represents a qualitative shift in how we conceptualize institutional effects on I-P relationships. Most prior theorizing treats institutional effects as continuous modifiers of the inverted-U’s shape and location: higher institutional quality shifts the optimum FSTS upward, broadens the positive range, or raises the peak performance level (Marano et al., 2016; Hitt et al., 1997). This is a change in</w:t>
       </w:r>
       <w:r>
         <w:t xml:space="preserve"> </w:t>
@@ -4274,7 +4456,7 @@
         <w:pStyle w:val="BodyText"/>
       </w:pPr>
       <w:r>
-        <w:t xml:space="preserve">Our findings point to a change in</w:t>
+        <w:t xml:space="preserve">The present findings point to a change in</w:t>
       </w:r>
       <w:r>
         <w:t xml:space="preserve"> </w:t>
@@ -4287,7 +4469,43 @@
         <w:t xml:space="preserve">kind</w:t>
       </w:r>
       <w:r>
-        <w:t xml:space="preserve">. At the extreme end of the institutional spectrum, where all three structural prerequisites are absent at once, the I-P functional form is not a modified inverted-U but a qualitatively different pattern, namely a monotone negative one. This extends the theoretical vocabulary of IB research beyond "intensity moderation" toward "existence moderation" of the I-P relationship.</w:t>
+        <w:t xml:space="preserve">. At the extreme end of the institutional spectrum, where all three structural prerequisites are absent at once, the I-P functional form is not a modified inverted-U but a qualitatively different pattern, namely a monotone negative one. This extends the theoretical vocabulary of IB research beyond</w:t>
+      </w:r>
+      <w:r>
+        <w:t xml:space="preserve"> </w:t>
+      </w:r>
+      <w:r>
+        <w:t xml:space="preserve">“</w:t>
+      </w:r>
+      <w:r>
+        <w:t xml:space="preserve">intensity moderation</w:t>
+      </w:r>
+      <w:r>
+        <w:t xml:space="preserve">”</w:t>
+      </w:r>
+      <w:r>
+        <w:t xml:space="preserve"> </w:t>
+      </w:r>
+      <w:r>
+        <w:t xml:space="preserve">toward</w:t>
+      </w:r>
+      <w:r>
+        <w:t xml:space="preserve"> </w:t>
+      </w:r>
+      <w:r>
+        <w:t xml:space="preserve">“</w:t>
+      </w:r>
+      <w:r>
+        <w:t xml:space="preserve">existence moderation</w:t>
+      </w:r>
+      <w:r>
+        <w:t xml:space="preserve">”</w:t>
+      </w:r>
+      <w:r>
+        <w:t xml:space="preserve"> </w:t>
+      </w:r>
+      <w:r>
+        <w:t xml:space="preserve">of the I-P relationship.</w:t>
       </w:r>
     </w:p>
     <w:p>
@@ -4299,13 +4517,13 @@
       </w:r>
     </w:p>
     <w:bookmarkEnd w:id="40"/>
-    <w:bookmarkStart w:id="41" w:name="X8a30c3062e38861be110fa8b68be2e42e1dcb57"/>
+    <w:bookmarkStart w:id="41" w:name="X83134c98a606fe0940406da95e076e069d717cc"/>
     <w:p>
       <w:pPr>
         <w:pStyle w:val="Heading3"/>
       </w:pPr>
       <w:r>
-        <w:t xml:space="preserve">5.3 The Capability Null: Institutional Determination vs. Moderation</w:t>
+        <w:t xml:space="preserve">5.3 The Capability Null: Institutional Determination vs. Moderation</w:t>
       </w:r>
     </w:p>
     <w:p>
@@ -4399,7 +4617,25 @@
         <w:pStyle w:val="BodyText"/>
       </w:pPr>
       <w:r>
-        <w:t xml:space="preserve">This is consistent with the resource-based view's emphasis on context-dependency (Barney, 1991): resources generate value only within institutional environments that support appropriability. Teece's (2007) dynamic capabilities framework similarly assumes functioning market mechanisms. In their absence, dynamic capabilities may be "trapped" inside the firm, unable to translate into performance advantages through international market transactions.</w:t>
+        <w:t xml:space="preserve">This is consistent with the resource-based view’s emphasis on context-dependency (Barney, 1991): resources generate value only within institutional environments that support appropriability. Teece’s (2007) dynamic capabilities framework similarly assumes functioning market mechanisms. In their absence, dynamic capabilities may be</w:t>
+      </w:r>
+      <w:r>
+        <w:t xml:space="preserve"> </w:t>
+      </w:r>
+      <w:r>
+        <w:t xml:space="preserve">“</w:t>
+      </w:r>
+      <w:r>
+        <w:t xml:space="preserve">trapped</w:t>
+      </w:r>
+      <w:r>
+        <w:t xml:space="preserve">”</w:t>
+      </w:r>
+      <w:r>
+        <w:t xml:space="preserve"> </w:t>
+      </w:r>
+      <w:r>
+        <w:t xml:space="preserve">inside the firm, unable to translate into performance advantages through international market transactions.</w:t>
       </w:r>
     </w:p>
     <w:p>
@@ -4465,7 +4701,7 @@
       </w:r>
     </w:p>
     <w:bookmarkEnd w:id="41"/>
-    <w:bookmarkStart w:id="42" w:name="X8bcfb993ada7fae012c0a3b08b0e9a3dc544172"/>
+    <w:bookmarkStart w:id="42" w:name="Xf8f5a8a03ba0839ca8278bd9312f3d61be61a50"/>
     <w:p>
       <w:pPr>
         <w:pStyle w:val="Heading3"/>
@@ -4479,15 +4715,15 @@
         <w:pStyle w:val="FirstParagraph"/>
       </w:pPr>
       <w:r>
-        <w:t xml:space="preserve">Our findings have direct implications for SIDS development policy. The Antigua and Barbuda Agenda for SIDS (United Nations General Assembly, 2024), adopted at the Fourth International Conference on SIDS, frames export promotion and trade facilitation as central pillars of SIDS development strategy. This framing implicitly assumes that increasing FSTS will improve firm performance and thereby stimulate economic growth.</w:t>
-      </w:r>
-    </w:p>
-    <w:p>
-      <w:pPr>
-        <w:pStyle w:val="BodyText"/>
-      </w:pPr>
-      <w:r>
-        <w:t xml:space="preserve">Our results caution against this assumption. If FIP is a structural feature of Pacific SIDS firm economies, then policies that push SIDS firms toward higher export intensity, without addressing the violated structural prerequisites in parallel, may worsen firm performance at the micro level even while they improve macroeconomic trade balances. The relevant policy question becomes: which interventions can address the three structural prerequisites that generate FIP?</w:t>
+        <w:t xml:space="preserve">The present findings have direct implications for SIDS development policy. The Antigua and Barbuda Agenda for SIDS (United Nations General Assembly, 2024), adopted at the Fourth International Conference on SIDS, frames export promotion and trade facilitation as central pillars of SIDS development strategy. This framing implicitly assumes that increasing FSTS will improve firm performance and thereby stimulate economic growth.</w:t>
+      </w:r>
+    </w:p>
+    <w:p>
+      <w:pPr>
+        <w:pStyle w:val="BodyText"/>
+      </w:pPr>
+      <w:r>
+        <w:t xml:space="preserve">The results caution against this assumption. If FIP is a structural feature of Pacific SIDS firm economies, then policies that push SIDS firms toward higher export intensity, without addressing the violated structural prerequisites in parallel, may worsen firm performance at the micro level even while they improve macroeconomic trade balances. The relevant policy question becomes: which interventions can address the three structural prerequisites that generate FIP?</w:t>
       </w:r>
     </w:p>
     <w:p>
@@ -4559,11 +4795,11 @@
         <w:t xml:space="preserve"> </w:t>
       </w:r>
       <w:r>
-        <w:t xml:space="preserve">(functional institutions): targeted institutional development focused on trade facilitation infrastructure, such as standards bodies, trade finance intermediaries, and export promotion agencies with genuine capacity, may address the FIP mechanism more directly than generic governance reform. Goedhuys and Sleuwaegen's (2013) evidence on international certification is instructive here. Their finding that ISO certification improves firm productivity is consistent with the null TCI result reported above if certification's productivity benefit is conditional on institutions that support standards enforcement and customer recognition, the very conditions absent in the SIDS context.</w:t>
+        <w:t xml:space="preserve">(functional institutions): targeted institutional development focused on trade facilitation infrastructure, such as standards bodies, trade finance intermediaries, and export promotion agencies with genuine capacity, may address the FIP mechanism more directly than generic governance reform. Goedhuys and Sleuwaegen’s (2013) evidence on international certification is instructive here. Their finding that ISO certification improves firm productivity is consistent with the null TCI result reported above if certification’s productivity benefit is conditional on institutions that support standards enforcement and customer recognition, the very conditions absent in the SIDS context.</w:t>
       </w:r>
     </w:p>
     <w:bookmarkEnd w:id="42"/>
-    <w:bookmarkStart w:id="43" w:name="Xde7edcb3f604b7ff7a62d585547252a5b42f172"/>
+    <w:bookmarkStart w:id="43" w:name="limitations"/>
     <w:p>
       <w:pPr>
         <w:pStyle w:val="Heading3"/>
@@ -4577,7 +4813,7 @@
         <w:pStyle w:val="FirstParagraph"/>
       </w:pPr>
       <w:r>
-        <w:t xml:space="preserve">Several limitations bound the interpretation of our findings.</w:t>
+        <w:t xml:space="preserve">Several limitations bound the interpretation of the present findings.</w:t>
       </w:r>
     </w:p>
     <w:p>
@@ -4598,7 +4834,7 @@
         <w:t xml:space="preserve">cross-sectional pooled structure</w:t>
       </w:r>
       <w:r>
-        <w:t xml:space="preserve">: although we pool across multiple country-year waves (2009–2025), few SIDS economies have more than one WBES wave (see Table 1), which limits panel identification of causal effects. The FIP estimate is identified primarily from cross-sectional variation in FSTS within country-year cells. Future work using panel data, where available for Fiji and Papua New Guinea, both of which have two waves, could strengthen causal identification.</w:t>
+        <w:t xml:space="preserve">: although this study pools across multiple country-year waves (2009–2025), few SIDS economies have more than one WBES wave (see Table 1), which limits panel identification of causal effects. The FIP estimate is identified primarily from cross-sectional variation in FSTS within country-year cells. Future work using panel data, where available for Fiji and Papua New Guinea, both of which have two waves, could strengthen causal identification.</w:t>
       </w:r>
     </w:p>
     <w:p>
@@ -4661,7 +4897,7 @@
         <w:t xml:space="preserve">generalizability beyond Pacific SIDS</w:t>
       </w:r>
       <w:r>
-        <w:t xml:space="preserve">: FIP is theorized to arise when three structural prerequisites are absent at once. Other extreme contexts, such as Saharan micro-states, remote highland economies, and post-conflict settings, may exhibit similar patterns. Caribbean SIDS, which are not included in our sample, represent a natural extension context.</w:t>
+        <w:t xml:space="preserve">: FIP is theorized to arise when three structural prerequisites are absent at once. Other extreme contexts, such as Saharan micro-states, remote highland economies, and post-conflict settings, may exhibit similar patterns. Caribbean SIDS, which are not included in the sample, represent a natural extension context.</w:t>
       </w:r>
     </w:p>
     <w:p>
@@ -4673,7 +4909,7 @@
     </w:p>
     <w:bookmarkEnd w:id="43"/>
     <w:bookmarkEnd w:id="44"/>
-    <w:bookmarkStart w:id="45" w:name="X56025c6d9dbf7520f7a7df11f905cdd09f46e4a"/>
+    <w:bookmarkStart w:id="45" w:name="conclusions"/>
     <w:p>
       <w:pPr>
         <w:pStyle w:val="Heading2"/>
@@ -4687,7 +4923,7 @@
         <w:pStyle w:val="FirstParagraph"/>
       </w:pPr>
       <w:r>
-        <w:t xml:space="preserve">This study introduced the Forced Internationalization Penalty (FIP), the monotone negative effect of internationalization intensity on firm performance when three structural prerequisites of the inverted-U relationship are absent at once: a viable domestic market, manageable trade costs, and functional institutional support. Using WBES data from 1,469 firms across nine Pacific SIDS economies, we find robust support for FIP across four empirical specifications (</w:t>
+        <w:t xml:space="preserve">This study introduced the Forced Internationalization Penalty (FIP), the monotone negative effect of internationalization intensity on firm performance when three structural prerequisites of the inverted-U relationship are absent at once: a viable domestic market, manageable trade costs, and functional institutional support. Using WBES data from 1,469 firms across nine Pacific and Indian Ocean SIDS economies, the results show robust support for FIP across four empirical specifications (</w:t>
       </w:r>
       <m:oMath>
         <m:r>
@@ -4698,7 +4934,7 @@
         <w:t xml:space="preserve"> </w:t>
       </w:r>
       <w:r>
-        <w:t xml:space="preserve">= −0.404, p = .032 in the primary country-and-year fixed-effects model;</w:t>
+        <w:t xml:space="preserve">= −0.404, p =.032 in the primary country-and-year fixed-effects model;</w:t>
       </w:r>
       <w:r>
         <w:t xml:space="preserve"> </w:t>
@@ -4712,7 +4948,7 @@
         <w:t xml:space="preserve"> </w:t>
       </w:r>
       <w:r>
-        <w:t xml:space="preserve">= −1.236, p &lt; .001 without country fixed effects;</w:t>
+        <w:t xml:space="preserve">= −1.236, p &lt;.001 without country fixed effects;</w:t>
       </w:r>
       <w:r>
         <w:t xml:space="preserve"> </w:t>
@@ -4726,15 +4962,69 @@
         <w:t xml:space="preserve"> </w:t>
       </w:r>
       <w:r>
-        <w:t xml:space="preserve">= −0.901, p = .027 in the exporters-only subsample). The quadratic term is not significant, which confirms the monotone negative form with no observable turning point. Technological capability and digital adoption, both significant in mainland Asian contexts, are null in the SIDS environment, consistent with the FIP theoretical mechanism.</w:t>
-      </w:r>
-    </w:p>
-    <w:p>
-      <w:pPr>
-        <w:pStyle w:val="BodyText"/>
-      </w:pPr>
-      <w:r>
-        <w:t xml:space="preserve">These findings contribute to IB theory in two ways. First, they help reorient the discourse on institutional effects from "institutional moderation of I-P intensity" toward "institutional determination of I-P sign," which establishes the inverted-U as conditional on structural prerequisites rather than universal. FIP and conventional theory are best understood as the two poles of one continuum: internationalization-to-scale, where exporting optimizes margins and the turning point is very late, and internationalization-to-survive, where firms are compelled to export despite profit-eroding logistics costs and the curve collapses to a monotone negative line. The SIDS case is valuable not because it is exotic but because it is the singularity at which the standard model breaks down and thereby reveals the prerequisites it silently assumes; FIP names that limiting regime and supplies a general boundary condition for institutional moderation theory. Second, they extend the application of "forced internationalization" beyond the SME literature into the performance-outcome domain, providing a theoretically defined and empirically grounded construct, FIP, that future research can build upon.</w:t>
+        <w:t xml:space="preserve">= −0.901, p =.027 in the exporters-only subsample). The quadratic term is not significant, which confirms the monotone negative form with no observable turning point. Technological capability and digital adoption, both significant in mainland Asian contexts, are null in the SIDS environment, consistent with the FIP theoretical mechanism.</w:t>
+      </w:r>
+    </w:p>
+    <w:p>
+      <w:pPr>
+        <w:pStyle w:val="BodyText"/>
+      </w:pPr>
+      <w:r>
+        <w:t xml:space="preserve">These findings contribute to IB theory in two ways. First, they help reorient the discourse on institutional effects from</w:t>
+      </w:r>
+      <w:r>
+        <w:t xml:space="preserve"> </w:t>
+      </w:r>
+      <w:r>
+        <w:t xml:space="preserve">“</w:t>
+      </w:r>
+      <w:r>
+        <w:t xml:space="preserve">institutional moderation of I-P intensity</w:t>
+      </w:r>
+      <w:r>
+        <w:t xml:space="preserve">”</w:t>
+      </w:r>
+      <w:r>
+        <w:t xml:space="preserve"> </w:t>
+      </w:r>
+      <w:r>
+        <w:t xml:space="preserve">toward</w:t>
+      </w:r>
+      <w:r>
+        <w:t xml:space="preserve"> </w:t>
+      </w:r>
+      <w:r>
+        <w:t xml:space="preserve">“</w:t>
+      </w:r>
+      <w:r>
+        <w:t xml:space="preserve">institutional determination of I-P sign,</w:t>
+      </w:r>
+      <w:r>
+        <w:t xml:space="preserve">”</w:t>
+      </w:r>
+      <w:r>
+        <w:t xml:space="preserve"> </w:t>
+      </w:r>
+      <w:r>
+        <w:t xml:space="preserve">which establishes the inverted-U as conditional on structural prerequisites rather than universal. FIP and conventional theory are best understood as the two poles of one continuum: internationalization-to-scale, where exporting optimizes margins and the turning point is very late, and internationalization-to-survive, where firms are compelled to export despite profit-eroding logistics costs and the curve collapses to a monotone negative line. The SIDS case is valuable not because it is exotic but because it is the singularity at which the standard model breaks down and thereby reveals the prerequisites it silently assumes; FIP names that limiting regime and supplies a general boundary condition for institutional moderation theory. Second, they extend the application of</w:t>
+      </w:r>
+      <w:r>
+        <w:t xml:space="preserve"> </w:t>
+      </w:r>
+      <w:r>
+        <w:t xml:space="preserve">“</w:t>
+      </w:r>
+      <w:r>
+        <w:t xml:space="preserve">forced internationalization</w:t>
+      </w:r>
+      <w:r>
+        <w:t xml:space="preserve">”</w:t>
+      </w:r>
+      <w:r>
+        <w:t xml:space="preserve"> </w:t>
+      </w:r>
+      <w:r>
+        <w:t xml:space="preserve">beyond the SME literature into the performance-outcome domain, providing a theoretically defined and empirically grounded construct, FIP, that future research can build upon.</w:t>
       </w:r>
     </w:p>
     <w:p>
@@ -4753,7 +5043,7 @@
       </w:r>
     </w:p>
     <w:bookmarkEnd w:id="45"/>
-    <w:bookmarkStart w:id="47" w:name="acknowledgements"/>
+    <w:bookmarkStart w:id="46" w:name="acknowledgements"/>
     <w:p>
       <w:pPr>
         <w:pStyle w:val="Heading2"/>
@@ -4767,31 +5057,35 @@
         <w:pStyle w:val="FirstParagraph"/>
       </w:pPr>
       <w:r>
-        <w:t xml:space="preserve">Source: World Bank Enterprise Surveys (WBES),</w:t>
-      </w:r>
-      <w:r>
-        <w:t xml:space="preserve"> </w:t>
-      </w:r>
-      <w:hyperlink r:id="rId46">
-        <w:r>
-          <w:rPr>
-            <w:rStyle w:val="Hyperlink"/>
-          </w:rPr>
-          <w:t xml:space="preserve">www.enterprisesurveys.org</w:t>
-        </w:r>
-      </w:hyperlink>
-      <w:r>
-        <w:t xml:space="preserve">. We thank the Enterprise Analysis Unit of the Development Economics Global Indicators Group of the World Bank for the data. The user of the data acknowledges that the original collector of the data, the authorised distributor of the data, and the relevant funding agency bear no responsibility for use of the data or for interpretations or inferences based upon such uses. The findings, interpretations, and conclusions expressed in this paper are entirely those of the authors and do not necessarily represent the views of the World Bank Group, its Executive Directors, or the governments they represent.</w:t>
+        <w:t xml:space="preserve">Source: World Bank Enterprise Surveys (WBES), www.enterprisesurveys.org. We thank the Enterprise Analysis Unit of the Development Economics Global Indicators Group of the World Bank for the data. The user of the data acknowledges that the original collector of the data, the authorised distributor of the data, and the relevant funding agency bear no responsibility for use of the data or for interpretations or inferences based upon such uses. The findings, interpretations, and conclusions expressed in this paper are entirely those of the authors and do not necessarily represent the views of the World Bank Group, its Executive Directors, or the governments they represent.</w:t>
+      </w:r>
+    </w:p>
+    <w:bookmarkEnd w:id="46"/>
+    <w:bookmarkStart w:id="47" w:name="funding"/>
+    <w:p>
+      <w:pPr>
+        <w:pStyle w:val="Heading2"/>
+      </w:pPr>
+      <w:r>
+        <w:t xml:space="preserve">Funding</w:t>
+      </w:r>
+    </w:p>
+    <w:p>
+      <w:pPr>
+        <w:pStyle w:val="FirstParagraph"/>
+      </w:pPr>
+      <w:r>
+        <w:t xml:space="preserve">The authors received no specific grant from any funding agency in the public, commercial, or not-for-profit sectors for the research, authorship, or publication of this article.</w:t>
       </w:r>
     </w:p>
     <w:bookmarkEnd w:id="47"/>
-    <w:bookmarkStart w:id="48" w:name="funding"/>
+    <w:bookmarkStart w:id="48" w:name="declaration-of-competing-interests"/>
     <w:p>
       <w:pPr>
         <w:pStyle w:val="Heading2"/>
       </w:pPr>
       <w:r>
-        <w:t xml:space="preserve">Funding</w:t>
+        <w:t xml:space="preserve">Declaration of Competing Interests</w:t>
       </w:r>
     </w:p>
     <w:p>
@@ -4799,29 +5093,11 @@
         <w:pStyle w:val="FirstParagraph"/>
       </w:pPr>
       <w:r>
-        <w:t xml:space="preserve">The authors received no specific grant from any funding agency in the public, commercial, or not-for-profit sectors for the research, authorship, or publication of this article.</w:t>
+        <w:t xml:space="preserve">The authors declare that they have no known competing financial interests or personal relationships that could have appeared to influence the work reported in this paper.</w:t>
       </w:r>
     </w:p>
     <w:bookmarkEnd w:id="48"/>
-    <w:bookmarkStart w:id="49" w:name="declaration-of-competing-interests"/>
-    <w:p>
-      <w:pPr>
-        <w:pStyle w:val="Heading2"/>
-      </w:pPr>
-      <w:r>
-        <w:t xml:space="preserve">Declaration of Competing Interests</w:t>
-      </w:r>
-    </w:p>
-    <w:p>
-      <w:pPr>
-        <w:pStyle w:val="FirstParagraph"/>
-      </w:pPr>
-      <w:r>
-        <w:t xml:space="preserve">The authors declare that they have no known competing financial interests or personal relationships that could have appeared to influence the work reported in this paper.</w:t>
-      </w:r>
-    </w:p>
-    <w:bookmarkEnd w:id="49"/>
-    <w:bookmarkStart w:id="50" w:name="credit-author-statement"/>
+    <w:bookmarkStart w:id="49" w:name="credit-author-statement"/>
     <w:p>
       <w:pPr>
         <w:pStyle w:val="Heading2"/>
@@ -4845,7 +5121,7 @@
         <w:t xml:space="preserve"> </w:t>
       </w:r>
       <w:r>
-        <w:t xml:space="preserve">Conceptualization, Methodology, Data curation, Formal analysis, Writing — original draft.</w:t>
+        <w:t xml:space="preserve">Conceptualization, Methodology, Data curation, Formal analysis, Writing, original draft.</w:t>
       </w:r>
       <w:r>
         <w:t xml:space="preserve"> </w:t>
@@ -4861,17 +5137,35 @@
         <w:t xml:space="preserve"> </w:t>
       </w:r>
       <w:r>
-        <w:t xml:space="preserve">Conceptualization, Methodology, Writing — review &amp; editing, Supervision. (Full author identities provided in separate Title Page; CRediT terms per Brand et al., 2015.)</w:t>
+        <w:t xml:space="preserve">Conceptualization, Methodology, Writing, review &amp; editing, Supervision. (Full author identities provided in separate Title Page; CRediT terms per Brand et al., 2015.)</w:t>
+      </w:r>
+    </w:p>
+    <w:bookmarkEnd w:id="49"/>
+    <w:bookmarkStart w:id="50" w:name="Xfd35355eaff5be7167e13ac5f8f9ba5509cc5e8"/>
+    <w:p>
+      <w:pPr>
+        <w:pStyle w:val="Heading2"/>
+      </w:pPr>
+      <w:r>
+        <w:t xml:space="preserve">Declaration of Generative AI and AI-Assisted Technologies</w:t>
+      </w:r>
+    </w:p>
+    <w:p>
+      <w:pPr>
+        <w:pStyle w:val="FirstParagraph"/>
+      </w:pPr>
+      <w:r>
+        <w:t xml:space="preserve">During the preparation of this work the authors used large-language-model assistants to support: (i) language polishing of draft prose at the sentence level; (ii) consistency checking of statistical notation and APA 7 reference formatting; and (iii) preliminary screening of WBES variable codes against the harmonisation protocol. After using these tools, the authors reviewed and edited the content as needed and take full responsibility for the content of the published article. No AI tool was used for analytic decisions, hypothesis development, or interpretation of empirical results.</w:t>
       </w:r>
     </w:p>
     <w:bookmarkEnd w:id="50"/>
-    <w:bookmarkStart w:id="51" w:name="Xfd35355eaff5be7167e13ac5f8f9ba5509cc5e8"/>
+    <w:bookmarkStart w:id="51" w:name="data-availability-statement"/>
     <w:p>
       <w:pPr>
         <w:pStyle w:val="Heading2"/>
       </w:pPr>
       <w:r>
-        <w:t xml:space="preserve">Declaration of Generative AI and AI-Assisted Technologies</w:t>
+        <w:t xml:space="preserve">Data Availability Statement</w:t>
       </w:r>
     </w:p>
     <w:p>
@@ -4879,42 +5173,7 @@
         <w:pStyle w:val="FirstParagraph"/>
       </w:pPr>
       <w:r>
-        <w:t xml:space="preserve">During the preparation of this work the authors used large-language-model assistants to support: (i) language polishing of draft prose at the sentence level; (ii) consistency checking of statistical notation and APA 7 reference formatting; and (iii) preliminary screening of WBES variable codes against the harmonisation protocol. After using these tools, the authors reviewed and edited the content as needed and take full responsibility for the content of the published article. No AI tool was used for analytic decisions, hypothesis development, or interpretation of empirical results.</w:t>
-      </w:r>
-    </w:p>
-    <w:bookmarkEnd w:id="51"/>
-    <w:bookmarkStart w:id="53" w:name="data-availability-statement"/>
-    <w:p>
-      <w:pPr>
-        <w:pStyle w:val="Heading2"/>
-      </w:pPr>
-      <w:r>
-        <w:t xml:space="preserve">Data Availability Statement</w:t>
-      </w:r>
-    </w:p>
-    <w:p>
-      <w:pPr>
-        <w:pStyle w:val="FirstParagraph"/>
-      </w:pPr>
-      <w:r>
-        <w:t xml:space="preserve">The World Bank Enterprise Survey microdata used in this study are publicly available at</w:t>
-      </w:r>
-      <w:r>
-        <w:t xml:space="preserve"> </w:t>
-      </w:r>
-      <w:hyperlink r:id="rId52">
-        <w:r>
-          <w:rPr>
-            <w:rStyle w:val="Hyperlink"/>
-          </w:rPr>
-          <w:t xml:space="preserve">https://www.enterprisesurveys.org</w:t>
-        </w:r>
-      </w:hyperlink>
-      <w:r>
-        <w:t xml:space="preserve"> </w:t>
-      </w:r>
-      <w:r>
-        <w:t xml:space="preserve">(accessed during May 2025–April 2026 for the nine Pacific SIDS waves analysed). The harmonisation protocol, derived variable construction code, and replication scripts that reproduce the regression results reported in §4 are available from the corresponding author on reasonable request; a fully anonymised replication archive will be deposited on OSF upon acceptance.</w:t>
+        <w:t xml:space="preserve">The World Bank Enterprise Survey microdata used in this study are publicly available at https://www.enterprisesurveys.org (accessed during May 2025–April 2026 for the nine Pacific SIDS waves analysed). The harmonisation protocol, derived variable construction code, and replication scripts that reproduce the regression results reported in §4 are available from the corresponding author on reasonable request; a fully anonymised replication archive will be deposited on OSF upon acceptance.</w:t>
       </w:r>
     </w:p>
     <w:p>
@@ -4924,8 +5183,8 @@
         </w:pict>
       </w:r>
     </w:p>
-    <w:bookmarkEnd w:id="53"/>
-    <w:bookmarkStart w:id="57" w:name="references"/>
+    <w:bookmarkEnd w:id="51"/>
+    <w:bookmarkStart w:id="52" w:name="references"/>
     <w:p>
       <w:pPr>
         <w:pStyle w:val="Heading2"/>
@@ -4981,7 +5240,7 @@
         <w:pStyle w:val="BodyText"/>
       </w:pPr>
       <w:r>
-        <w:t xml:space="preserve">Briguglio, L. (1995). Small island developing states and their economic vulnerabilities.</w:t>
+        <w:t xml:space="preserve">Banalieva, E. R., &amp; Dhanaraj, C. (2019). Internalization theory for the digital economy.</w:t>
       </w:r>
       <w:r>
         <w:t xml:space="preserve"> </w:t>
@@ -4991,18 +5250,18 @@
           <w:iCs/>
           <w:i/>
         </w:rPr>
-        <w:t xml:space="preserve">World Development, 23</w:t>
-      </w:r>
-      <w:r>
-        <w:t xml:space="preserve">(9), 1615–1632.</w:t>
-      </w:r>
-    </w:p>
-    <w:p>
-      <w:pPr>
-        <w:pStyle w:val="BodyText"/>
-      </w:pPr>
-      <w:r>
-        <w:t xml:space="preserve">Briguglio, L., Cordina, G., Farrugia, N., &amp; Vella, S. (2009). Economic vulnerability and resilience: Concepts and measurements.</w:t>
+        <w:t xml:space="preserve">Journal of International Business Studies, 50</w:t>
+      </w:r>
+      <w:r>
+        <w:t xml:space="preserve">(8), 1372–1387. https://doi.org/10.1057/s41267-019-00243-7</w:t>
+      </w:r>
+    </w:p>
+    <w:p>
+      <w:pPr>
+        <w:pStyle w:val="BodyText"/>
+      </w:pPr>
+      <w:r>
+        <w:t xml:space="preserve">Bertram, G. (2006). The MIRAB model in the twenty-first century.</w:t>
       </w:r>
       <w:r>
         <w:t xml:space="preserve"> </w:t>
@@ -5012,18 +5271,18 @@
           <w:iCs/>
           <w:i/>
         </w:rPr>
-        <w:t xml:space="preserve">Oxford Development Studies, 37</w:t>
-      </w:r>
-      <w:r>
-        <w:t xml:space="preserve">(3), 229–247.</w:t>
-      </w:r>
-    </w:p>
-    <w:p>
-      <w:pPr>
-        <w:pStyle w:val="BodyText"/>
-      </w:pPr>
-      <w:r>
-        <w:t xml:space="preserve">Contractor, F. J., Kundu, S. K., &amp; Hsu, C.-C. (2003). A three-stage theory of international expansion: The link between multinationality and performance in the service sector.</w:t>
+        <w:t xml:space="preserve">Asia Pacific Viewpoint, 47</w:t>
+      </w:r>
+      <w:r>
+        <w:t xml:space="preserve">(1), 1–13. https://doi.org/10.1111/j.1467-8373.2006.00296.x</w:t>
+      </w:r>
+    </w:p>
+    <w:p>
+      <w:pPr>
+        <w:pStyle w:val="BodyText"/>
+      </w:pPr>
+      <w:r>
+        <w:t xml:space="preserve">Briguglio, L. (1995). Small island developing states and their economic vulnerabilities.</w:t>
       </w:r>
       <w:r>
         <w:t xml:space="preserve"> </w:t>
@@ -5033,18 +5292,18 @@
           <w:iCs/>
           <w:i/>
         </w:rPr>
-        <w:t xml:space="preserve">Journal of International Business Studies, 34</w:t>
-      </w:r>
-      <w:r>
-        <w:t xml:space="preserve">(1), 5–18.</w:t>
-      </w:r>
-    </w:p>
-    <w:p>
-      <w:pPr>
-        <w:pStyle w:val="BodyText"/>
-      </w:pPr>
-      <w:r>
-        <w:t xml:space="preserve">Diamantopoulos, A., &amp; Winklhofer, H. M. (2001). Index construction with formative indicators: An alternative to scale development.</w:t>
+        <w:t xml:space="preserve">World Development, 23</w:t>
+      </w:r>
+      <w:r>
+        <w:t xml:space="preserve">(9), 1615–1632.</w:t>
+      </w:r>
+    </w:p>
+    <w:p>
+      <w:pPr>
+        <w:pStyle w:val="BodyText"/>
+      </w:pPr>
+      <w:r>
+        <w:t xml:space="preserve">Briguglio, L., Cordina, G., Farrugia, N., &amp; Vella, S. (2009). Economic vulnerability and resilience: Concepts and measurements.</w:t>
       </w:r>
       <w:r>
         <w:t xml:space="preserve"> </w:t>
@@ -5054,18 +5313,18 @@
           <w:iCs/>
           <w:i/>
         </w:rPr>
-        <w:t xml:space="preserve">Journal of Marketing Research, 38</w:t>
-      </w:r>
-      <w:r>
-        <w:t xml:space="preserve">(2), 269–277.</w:t>
-      </w:r>
-    </w:p>
-    <w:p>
-      <w:pPr>
-        <w:pStyle w:val="BodyText"/>
-      </w:pPr>
-      <w:r>
-        <w:t xml:space="preserve">Doh, J. P., Rodrigues, S., Saka-Helmhout, A., &amp; Makhija, M. (2017). International business responses to institutional voids.</w:t>
+        <w:t xml:space="preserve">Oxford Development Studies, 37</w:t>
+      </w:r>
+      <w:r>
+        <w:t xml:space="preserve">(3), 229–247.</w:t>
+      </w:r>
+    </w:p>
+    <w:p>
+      <w:pPr>
+        <w:pStyle w:val="BodyText"/>
+      </w:pPr>
+      <w:r>
+        <w:t xml:space="preserve">Contractor, F. J., Kundu, S. K., &amp; Hsu, C.-C. (2003). A three-stage theory of international expansion: The link between multinationality and performance in the service sector.</w:t>
       </w:r>
       <w:r>
         <w:t xml:space="preserve"> </w:t>
@@ -5075,18 +5334,18 @@
           <w:iCs/>
           <w:i/>
         </w:rPr>
-        <w:t xml:space="preserve">Journal of International Business Studies, 48</w:t>
-      </w:r>
-      <w:r>
-        <w:t xml:space="preserve">(3), 293–307.</w:t>
-      </w:r>
-    </w:p>
-    <w:p>
-      <w:pPr>
-        <w:pStyle w:val="BodyText"/>
-      </w:pPr>
-      <w:r>
-        <w:t xml:space="preserve">Goedhuys, M., &amp; Sleuwaegen, L. (2013). The impact of international standards certification on the performance of firms in less developed countries.</w:t>
+        <w:t xml:space="preserve">Journal of International Business Studies, 34</w:t>
+      </w:r>
+      <w:r>
+        <w:t xml:space="preserve">(1), 5–18.</w:t>
+      </w:r>
+    </w:p>
+    <w:p>
+      <w:pPr>
+        <w:pStyle w:val="BodyText"/>
+      </w:pPr>
+      <w:r>
+        <w:t xml:space="preserve">Diamantopoulos, A., &amp; Winklhofer, H. M. (2001). Index construction with formative indicators: An alternative to scale development.</w:t>
       </w:r>
       <w:r>
         <w:t xml:space="preserve"> </w:t>
@@ -5096,18 +5355,18 @@
           <w:iCs/>
           <w:i/>
         </w:rPr>
-        <w:t xml:space="preserve">World Development, 46</w:t>
-      </w:r>
-      <w:r>
-        <w:t xml:space="preserve">, 87–101.</w:t>
-      </w:r>
-    </w:p>
-    <w:p>
-      <w:pPr>
-        <w:pStyle w:val="BodyText"/>
-      </w:pPr>
-      <w:r>
-        <w:t xml:space="preserve">Haans, R. F. J., Pieters, C., &amp; He, Z.-L. (2016). Thinking about U: Theorizing and testing U- and inverted U-shaped relationships in strategy research.</w:t>
+        <w:t xml:space="preserve">Journal of Marketing Research, 38</w:t>
+      </w:r>
+      <w:r>
+        <w:t xml:space="preserve">(2), 269–277.</w:t>
+      </w:r>
+    </w:p>
+    <w:p>
+      <w:pPr>
+        <w:pStyle w:val="BodyText"/>
+      </w:pPr>
+      <w:r>
+        <w:t xml:space="preserve">Doh, J. P., Rodrigues, S., Saka-Helmhout, A., &amp; Makhija, M. (2017). International business responses to institutional voids.</w:t>
       </w:r>
       <w:r>
         <w:t xml:space="preserve"> </w:t>
@@ -5117,29 +5376,18 @@
           <w:iCs/>
           <w:i/>
         </w:rPr>
-        <w:t xml:space="preserve">Strategic Management Journal, 37</w:t>
-      </w:r>
-      <w:r>
-        <w:t xml:space="preserve">(7), 1177–1195.</w:t>
-      </w:r>
-      <w:r>
-        <w:t xml:space="preserve"> </w:t>
-      </w:r>
-      <w:hyperlink r:id="rId54">
-        <w:r>
-          <w:rPr>
-            <w:rStyle w:val="Hyperlink"/>
-          </w:rPr>
-          <w:t xml:space="preserve">https://doi.org/10.1002/smj.2399</w:t>
-        </w:r>
-      </w:hyperlink>
-    </w:p>
-    <w:p>
-      <w:pPr>
-        <w:pStyle w:val="BodyText"/>
-      </w:pPr>
-      <w:r>
-        <w:t xml:space="preserve">Hennart, J.-F. (2007). The theoretical rationale for a multinationality-performance relationship.</w:t>
+        <w:t xml:space="preserve">Journal of International Business Studies, 48</w:t>
+      </w:r>
+      <w:r>
+        <w:t xml:space="preserve">(3), 293–307.</w:t>
+      </w:r>
+    </w:p>
+    <w:p>
+      <w:pPr>
+        <w:pStyle w:val="BodyText"/>
+      </w:pPr>
+      <w:r>
+        <w:t xml:space="preserve">Goedhuys, M., &amp; Sleuwaegen, L. (2013). The impact of international standards certification on the performance of firms in less developed countries.</w:t>
       </w:r>
       <w:r>
         <w:t xml:space="preserve"> </w:t>
@@ -5149,18 +5397,18 @@
           <w:iCs/>
           <w:i/>
         </w:rPr>
-        <w:t xml:space="preserve">Management International Review, 47</w:t>
-      </w:r>
-      <w:r>
-        <w:t xml:space="preserve">(3), 423–452.</w:t>
-      </w:r>
-    </w:p>
-    <w:p>
-      <w:pPr>
-        <w:pStyle w:val="BodyText"/>
-      </w:pPr>
-      <w:r>
-        <w:t xml:space="preserve">Hitt, M. A., Hoskisson, R. E., &amp; Kim, H. (1997). International diversification: Effects on innovation and firm performance in product-diversified firms.</w:t>
+        <w:t xml:space="preserve">World Development, 46</w:t>
+      </w:r>
+      <w:r>
+        <w:t xml:space="preserve">, 87–101.</w:t>
+      </w:r>
+    </w:p>
+    <w:p>
+      <w:pPr>
+        <w:pStyle w:val="BodyText"/>
+      </w:pPr>
+      <w:r>
+        <w:t xml:space="preserve">Haans, R. F. J., Pieters, C., &amp; He, Z.-L. (2016). Thinking about U: Theorizing and testing U- and inverted U-shaped relationships in strategy research.</w:t>
       </w:r>
       <w:r>
         <w:t xml:space="preserve"> </w:t>
@@ -5170,18 +5418,18 @@
           <w:iCs/>
           <w:i/>
         </w:rPr>
-        <w:t xml:space="preserve">Academy of Management Journal, 40</w:t>
-      </w:r>
-      <w:r>
-        <w:t xml:space="preserve">(4), 767–798.</w:t>
-      </w:r>
-    </w:p>
-    <w:p>
-      <w:pPr>
-        <w:pStyle w:val="BodyText"/>
-      </w:pPr>
-      <w:r>
-        <w:t xml:space="preserve">Jarvis, C. B., MacKenzie, S. B., &amp; Podsakoff, P. M. (2003). A critical review of construct indicators and measurement model misspecification in marketing and consumer research.</w:t>
+        <w:t xml:space="preserve">Strategic Management Journal, 37</w:t>
+      </w:r>
+      <w:r>
+        <w:t xml:space="preserve">(7), 1177–1195. https://doi.org/10.1002/smj.2399</w:t>
+      </w:r>
+    </w:p>
+    <w:p>
+      <w:pPr>
+        <w:pStyle w:val="BodyText"/>
+      </w:pPr>
+      <w:r>
+        <w:t xml:space="preserve">Hennart, J.-F. (2007). The theoretical rationale for a multinationality-performance relationship.</w:t>
       </w:r>
       <w:r>
         <w:t xml:space="preserve"> </w:t>
@@ -5191,18 +5439,18 @@
           <w:iCs/>
           <w:i/>
         </w:rPr>
-        <w:t xml:space="preserve">Journal of Consumer Research, 30</w:t>
-      </w:r>
-      <w:r>
-        <w:t xml:space="preserve">(2), 199–218.</w:t>
-      </w:r>
-    </w:p>
-    <w:p>
-      <w:pPr>
-        <w:pStyle w:val="BodyText"/>
-      </w:pPr>
-      <w:r>
-        <w:t xml:space="preserve">Johanson, J., &amp; Vahlne, J.-E. (1977). The internationalization process of the firm.</w:t>
+        <w:t xml:space="preserve">Management International Review, 47</w:t>
+      </w:r>
+      <w:r>
+        <w:t xml:space="preserve">(3), 423–452.</w:t>
+      </w:r>
+    </w:p>
+    <w:p>
+      <w:pPr>
+        <w:pStyle w:val="BodyText"/>
+      </w:pPr>
+      <w:r>
+        <w:t xml:space="preserve">Hitt, M. A., Hoskisson, R. E., &amp; Kim, H. (1997). International diversification: Effects on innovation and firm performance in product-diversified firms.</w:t>
       </w:r>
       <w:r>
         <w:t xml:space="preserve"> </w:t>
@@ -5212,18 +5460,18 @@
           <w:iCs/>
           <w:i/>
         </w:rPr>
-        <w:t xml:space="preserve">Journal of International Business Studies, 8</w:t>
-      </w:r>
-      <w:r>
-        <w:t xml:space="preserve">(1), 23–32.</w:t>
-      </w:r>
-    </w:p>
-    <w:p>
-      <w:pPr>
-        <w:pStyle w:val="BodyText"/>
-      </w:pPr>
-      <w:r>
-        <w:t xml:space="preserve">Johanson, J., &amp; Vahlne, J.-E. (2009). The Uppsala internationalization process model revisited.</w:t>
+        <w:t xml:space="preserve">Academy of Management Journal, 40</w:t>
+      </w:r>
+      <w:r>
+        <w:t xml:space="preserve">(4), 767–798.</w:t>
+      </w:r>
+    </w:p>
+    <w:p>
+      <w:pPr>
+        <w:pStyle w:val="BodyText"/>
+      </w:pPr>
+      <w:r>
+        <w:t xml:space="preserve">Jarvis, C. B., MacKenzie, S. B., &amp; Podsakoff, P. M. (2003). A critical review of construct indicators and measurement model misspecification in marketing and consumer research.</w:t>
       </w:r>
       <w:r>
         <w:t xml:space="preserve"> </w:t>
@@ -5233,18 +5481,18 @@
           <w:iCs/>
           <w:i/>
         </w:rPr>
-        <w:t xml:space="preserve">Journal of International Business Studies, 40</w:t>
-      </w:r>
-      <w:r>
-        <w:t xml:space="preserve">(9), 1411–1431.</w:t>
-      </w:r>
-    </w:p>
-    <w:p>
-      <w:pPr>
-        <w:pStyle w:val="BodyText"/>
-      </w:pPr>
-      <w:r>
-        <w:t xml:space="preserve">Khanna, T., &amp; Palepu, K. G. (2010).</w:t>
+        <w:t xml:space="preserve">Journal of Consumer Research, 30</w:t>
+      </w:r>
+      <w:r>
+        <w:t xml:space="preserve">(2), 199–218.</w:t>
+      </w:r>
+    </w:p>
+    <w:p>
+      <w:pPr>
+        <w:pStyle w:val="BodyText"/>
+      </w:pPr>
+      <w:r>
+        <w:t xml:space="preserve">Johanson, J., &amp; Vahlne, J.-E. (1977). The internationalization process of the firm.</w:t>
       </w:r>
       <w:r>
         <w:t xml:space="preserve"> </w:t>
@@ -5254,18 +5502,18 @@
           <w:iCs/>
           <w:i/>
         </w:rPr>
-        <w:t xml:space="preserve">Winning in emerging markets: A road map for strategy and execution</w:t>
-      </w:r>
-      <w:r>
-        <w:t xml:space="preserve">. Harvard Business Press.</w:t>
-      </w:r>
-    </w:p>
-    <w:p>
-      <w:pPr>
-        <w:pStyle w:val="BodyText"/>
-      </w:pPr>
-      <w:r>
-        <w:t xml:space="preserve">Kirca, A. H., Hult, G. T. M., Roth, K., Cavusgil, S. T., Perry, M. Z., Akdeniz, M. B., Deligonul, S. Z., Mena, J. A., Pollitte, W. A., Hult, R. N., White, J. C., &amp; White, R. C. (2011). Firm-specific assets, multinationality, and financial performance: A meta-analytic review and theoretical integration.</w:t>
+        <w:t xml:space="preserve">Journal of International Business Studies, 8</w:t>
+      </w:r>
+      <w:r>
+        <w:t xml:space="preserve">(1), 23–32.</w:t>
+      </w:r>
+    </w:p>
+    <w:p>
+      <w:pPr>
+        <w:pStyle w:val="BodyText"/>
+      </w:pPr>
+      <w:r>
+        <w:t xml:space="preserve">Johanson, J., &amp; Vahlne, J.-E. (2009). The Uppsala internationalization process model revisited.</w:t>
       </w:r>
       <w:r>
         <w:t xml:space="preserve"> </w:t>
@@ -5275,18 +5523,18 @@
           <w:iCs/>
           <w:i/>
         </w:rPr>
-        <w:t xml:space="preserve">Academy of Management Journal, 54</w:t>
-      </w:r>
-      <w:r>
-        <w:t xml:space="preserve">(1), 47–72.</w:t>
-      </w:r>
-    </w:p>
-    <w:p>
-      <w:pPr>
-        <w:pStyle w:val="BodyText"/>
-      </w:pPr>
-      <w:r>
-        <w:t xml:space="preserve">Lall, S. (1992). Technological capabilities and industrialization.</w:t>
+        <w:t xml:space="preserve">Journal of International Business Studies, 40</w:t>
+      </w:r>
+      <w:r>
+        <w:t xml:space="preserve">(9), 1411–1431.</w:t>
+      </w:r>
+    </w:p>
+    <w:p>
+      <w:pPr>
+        <w:pStyle w:val="BodyText"/>
+      </w:pPr>
+      <w:r>
+        <w:t xml:space="preserve">Khanna, T., &amp; Palepu, K. G. (2010).</w:t>
       </w:r>
       <w:r>
         <w:t xml:space="preserve"> </w:t>
@@ -5296,18 +5544,18 @@
           <w:iCs/>
           <w:i/>
         </w:rPr>
-        <w:t xml:space="preserve">World Development, 20</w:t>
-      </w:r>
-      <w:r>
-        <w:t xml:space="preserve">(2), 165–186.</w:t>
-      </w:r>
-    </w:p>
-    <w:p>
-      <w:pPr>
-        <w:pStyle w:val="BodyText"/>
-      </w:pPr>
-      <w:r>
-        <w:t xml:space="preserve">Lind, J. T., &amp; Mehlum, H. (2010). With or without U? The appropriate test for a U-shaped relationship.</w:t>
+        <w:t xml:space="preserve">Winning in emerging markets: A road map for strategy and execution</w:t>
+      </w:r>
+      <w:r>
+        <w:t xml:space="preserve">. Harvard Business Press.</w:t>
+      </w:r>
+    </w:p>
+    <w:p>
+      <w:pPr>
+        <w:pStyle w:val="BodyText"/>
+      </w:pPr>
+      <w:r>
+        <w:t xml:space="preserve">Kirca, A. H., Hult, G. T. M., Roth, K., Cavusgil, S. T., Perry, M. Z., Akdeniz, M. B., Deligonul, S. Z., Mena, J. A., Pollitte, W. A., Hult, R. N., White, J. C., &amp; White, R. C. (2011). Firm-specific assets, multinationality, and financial performance: A meta-analytic review and theoretical integration.</w:t>
       </w:r>
       <w:r>
         <w:t xml:space="preserve"> </w:t>
@@ -5317,18 +5565,18 @@
           <w:iCs/>
           <w:i/>
         </w:rPr>
-        <w:t xml:space="preserve">Oxford Bulletin of Economics and Statistics, 72</w:t>
-      </w:r>
-      <w:r>
-        <w:t xml:space="preserve">(1), 109–118.</w:t>
-      </w:r>
-    </w:p>
-    <w:p>
-      <w:pPr>
-        <w:pStyle w:val="BodyText"/>
-      </w:pPr>
-      <w:r>
-        <w:t xml:space="preserve">Lu, J. W., &amp; Beamish, P. W. (2004). International diversification and firm performance: The S-curve hypothesis.</w:t>
+        <w:t xml:space="preserve">Academy of Management Journal, 54</w:t>
+      </w:r>
+      <w:r>
+        <w:t xml:space="preserve">(1), 47–72.</w:t>
+      </w:r>
+    </w:p>
+    <w:p>
+      <w:pPr>
+        <w:pStyle w:val="BodyText"/>
+      </w:pPr>
+      <w:r>
+        <w:t xml:space="preserve">Lall, S. (1992). Technological capabilities and industrialization.</w:t>
       </w:r>
       <w:r>
         <w:t xml:space="preserve"> </w:t>
@@ -5338,18 +5586,18 @@
           <w:iCs/>
           <w:i/>
         </w:rPr>
-        <w:t xml:space="preserve">Academy of Management Journal, 47</w:t>
-      </w:r>
-      <w:r>
-        <w:t xml:space="preserve">(4), 598–609.</w:t>
-      </w:r>
-    </w:p>
-    <w:p>
-      <w:pPr>
-        <w:pStyle w:val="BodyText"/>
-      </w:pPr>
-      <w:r>
-        <w:t xml:space="preserve">Mahler, D., Wang, H., &amp; Weber, M. (2026, May). Inequalities in use of and exposure to artificial intelligence. In</w:t>
+        <w:t xml:space="preserve">World Development, 20</w:t>
+      </w:r>
+      <w:r>
+        <w:t xml:space="preserve">(2), 165–186.</w:t>
+      </w:r>
+    </w:p>
+    <w:p>
+      <w:pPr>
+        <w:pStyle w:val="BodyText"/>
+      </w:pPr>
+      <w:r>
+        <w:t xml:space="preserve">Lind, J. T., &amp; Mehlum, H. (2010). With or without U? The appropriate test for a U-shaped relationship.</w:t>
       </w:r>
       <w:r>
         <w:t xml:space="preserve"> </w:t>
@@ -5359,29 +5607,18 @@
           <w:iCs/>
           <w:i/>
         </w:rPr>
-        <w:t xml:space="preserve">Atlas of Global Development 2026</w:t>
-      </w:r>
-      <w:r>
-        <w:t xml:space="preserve">. World Bank Data360. World Bank Group.</w:t>
-      </w:r>
-      <w:r>
-        <w:t xml:space="preserve"> </w:t>
-      </w:r>
-      <w:hyperlink r:id="rId55">
-        <w:r>
-          <w:rPr>
-            <w:rStyle w:val="Hyperlink"/>
-          </w:rPr>
-          <w:t xml:space="preserve">https://data360.worldbank.org/en/int/atlas/artificial-intelligence</w:t>
-        </w:r>
-      </w:hyperlink>
-    </w:p>
-    <w:p>
-      <w:pPr>
-        <w:pStyle w:val="BodyText"/>
-      </w:pPr>
-      <w:r>
-        <w:t xml:space="preserve">Marano, V., Tallman, S., &amp; Teece, D. J. (2016). The context of innovation and the innovation of context.</w:t>
+        <w:t xml:space="preserve">Oxford Bulletin of Economics and Statistics, 72</w:t>
+      </w:r>
+      <w:r>
+        <w:t xml:space="preserve">(1), 109–118.</w:t>
+      </w:r>
+    </w:p>
+    <w:p>
+      <w:pPr>
+        <w:pStyle w:val="BodyText"/>
+      </w:pPr>
+      <w:r>
+        <w:t xml:space="preserve">Lu, J. W., &amp; Beamish, P. W. (2004). International diversification and firm performance: The S-curve hypothesis.</w:t>
       </w:r>
       <w:r>
         <w:t xml:space="preserve"> </w:t>
@@ -5391,18 +5628,18 @@
           <w:iCs/>
           <w:i/>
         </w:rPr>
-        <w:t xml:space="preserve">Journal of Leadership &amp; Organizational Studies, 23</w:t>
-      </w:r>
-      <w:r>
-        <w:t xml:space="preserve">(4), 421–428.</w:t>
-      </w:r>
-    </w:p>
-    <w:p>
-      <w:pPr>
-        <w:pStyle w:val="BodyText"/>
-      </w:pPr>
-      <w:r>
-        <w:t xml:space="preserve">North, D. C. (1990).</w:t>
+        <w:t xml:space="preserve">Academy of Management Journal, 47</w:t>
+      </w:r>
+      <w:r>
+        <w:t xml:space="preserve">(4), 598–609.</w:t>
+      </w:r>
+    </w:p>
+    <w:p>
+      <w:pPr>
+        <w:pStyle w:val="BodyText"/>
+      </w:pPr>
+      <w:r>
+        <w:t xml:space="preserve">Mahler, D. G., Serajuddin, U., Wadhwa, D., &amp; Yonzan, N. (2026).</w:t>
       </w:r>
       <w:r>
         <w:t xml:space="preserve"> </w:t>
@@ -5412,18 +5649,18 @@
           <w:iCs/>
           <w:i/>
         </w:rPr>
-        <w:t xml:space="preserve">Institutions, institutional change and economic performance</w:t>
-      </w:r>
-      <w:r>
-        <w:t xml:space="preserve">. Cambridge University Press.</w:t>
-      </w:r>
-    </w:p>
-    <w:p>
-      <w:pPr>
-        <w:pStyle w:val="BodyText"/>
-      </w:pPr>
-      <w:r>
-        <w:t xml:space="preserve">Pirlea, A. F., Wadhwa, D., Mahler, D., Serajuddin, U., Welch, M., Thudt, A., &amp; Lambrechts, M. (2026, May). Global progress. In</w:t>
+        <w:t xml:space="preserve">Slow progress: Development indicators in the 2020s</w:t>
+      </w:r>
+      <w:r>
+        <w:t xml:space="preserve">. World Bank Group. https://www.worldbank.org/en/research/brief/global-development-progress</w:t>
+      </w:r>
+    </w:p>
+    <w:p>
+      <w:pPr>
+        <w:pStyle w:val="BodyText"/>
+      </w:pPr>
+      <w:r>
+        <w:t xml:space="preserve">Mahler, D., Wang, H., &amp; Weber, M. (2026, May). Inequalities in use of and exposure to artificial intelligence. In</w:t>
       </w:r>
       <w:r>
         <w:t xml:space="preserve"> </w:t>
@@ -5436,19 +5673,71 @@
         <w:t xml:space="preserve">Atlas of Global Development 2026</w:t>
       </w:r>
       <w:r>
-        <w:t xml:space="preserve">. World Bank Data360. World Bank Group.</w:t>
-      </w:r>
-      <w:r>
-        <w:t xml:space="preserve"> </w:t>
-      </w:r>
-      <w:hyperlink r:id="rId56">
-        <w:r>
-          <w:rPr>
-            <w:rStyle w:val="Hyperlink"/>
-          </w:rPr>
-          <w:t xml:space="preserve">https://data360.worldbank.org/en/int/atlas/global-progress</w:t>
-        </w:r>
-      </w:hyperlink>
+        <w:t xml:space="preserve">. World Bank Data360. World Bank Group. https://data360.worldbank.org/en/int/atlas/artificial-intelligence</w:t>
+      </w:r>
+    </w:p>
+    <w:p>
+      <w:pPr>
+        <w:pStyle w:val="BodyText"/>
+      </w:pPr>
+      <w:r>
+        <w:t xml:space="preserve">Marano, V., Arregle, J.-L., Hitt, M. A., Spadafora, E., &amp; van Essen, M. (2016). Home country institutions and the internationalization-performance relationship: A meta-analytic review.</w:t>
+      </w:r>
+      <w:r>
+        <w:t xml:space="preserve"> </w:t>
+      </w:r>
+      <w:r>
+        <w:rPr>
+          <w:iCs/>
+          <w:i/>
+        </w:rPr>
+        <w:t xml:space="preserve">Journal of Management, 42</w:t>
+      </w:r>
+      <w:r>
+        <w:t xml:space="preserve">(5), 1075–1110. https://doi.org/10.1177/0149206315624963</w:t>
+      </w:r>
+    </w:p>
+    <w:p>
+      <w:pPr>
+        <w:pStyle w:val="BodyText"/>
+      </w:pPr>
+      <w:r>
+        <w:t xml:space="preserve">North, D. C. (1990).</w:t>
+      </w:r>
+      <w:r>
+        <w:t xml:space="preserve"> </w:t>
+      </w:r>
+      <w:r>
+        <w:rPr>
+          <w:iCs/>
+          <w:i/>
+        </w:rPr>
+        <w:t xml:space="preserve">Institutions, institutional change and economic performance</w:t>
+      </w:r>
+      <w:r>
+        <w:t xml:space="preserve">. Cambridge University Press.</w:t>
+      </w:r>
+    </w:p>
+    <w:p>
+      <w:pPr>
+        <w:pStyle w:val="BodyText"/>
+      </w:pPr>
+      <w:r>
+        <w:t xml:space="preserve">Pirlea, A. F., Wadhwa, D., Mahler, D., Serajuddin, U., Welch, M., Thudt, A., &amp; Lambrechts, M. (2026, May). Global progress. In</w:t>
+      </w:r>
+      <w:r>
+        <w:t xml:space="preserve"> </w:t>
+      </w:r>
+      <w:r>
+        <w:rPr>
+          <w:iCs/>
+          <w:i/>
+        </w:rPr>
+        <w:t xml:space="preserve">Atlas of Global Development 2026</w:t>
+      </w:r>
+      <w:r>
+        <w:t xml:space="preserve">. World Bank Data360. World Bank Group. https://data360.worldbank.org/en/int/atlas/global-progress</w:t>
+      </w:r>
     </w:p>
     <w:p>
       <w:pPr>
@@ -5649,8 +5938,8 @@
         </w:pict>
       </w:r>
     </w:p>
-    <w:bookmarkEnd w:id="57"/>
-    <w:bookmarkStart w:id="61" w:name="appendix-a-tables"/>
+    <w:bookmarkEnd w:id="52"/>
+    <w:bookmarkStart w:id="56" w:name="appendix-a-tables"/>
     <w:p>
       <w:pPr>
         <w:pStyle w:val="Heading2"/>
@@ -5659,7 +5948,7 @@
         <w:t xml:space="preserve">Appendix A: Tables</w:t>
       </w:r>
     </w:p>
-    <w:bookmarkStart w:id="58" w:name="table-1-country-level-summary-statistics"/>
+    <w:bookmarkStart w:id="53" w:name="Xd18a7fdbbe8955432f108664659551dd8892246"/>
     <w:p>
       <w:pPr>
         <w:pStyle w:val="Heading3"/>
@@ -6548,8 +6837,8 @@
         <w:t xml:space="preserve">). Total N reflects analysis sample (non-missing ln_LP and FSTS). Wave coverage varies by country.</w:t>
       </w:r>
     </w:p>
-    <w:bookmarkEnd w:id="58"/>
-    <w:bookmarkStart w:id="59" w:name="Xcb8e4546744cd6d21af62aeea30ad97288aa2e1"/>
+    <w:bookmarkEnd w:id="53"/>
+    <w:bookmarkStart w:id="54" w:name="Xc02e42e5e85356a7e9f67ce8450f39d43a89fec"/>
     <w:p>
       <w:pPr>
         <w:pStyle w:val="Heading3"/>
@@ -6561,7 +6850,7 @@
     <w:tbl>
       <w:tblPr>
         <w:tblStyle w:val="Table"/>
-        <w:tblW w:type="auto" w:w="0"/>
+        <w:tblW w:type="pct" w:w="5000"/>
         <w:tblLook w:firstRow="1" w:lastRow="0" w:firstColumn="0" w:lastColumn="0" w:noHBand="0" w:noVBand="0" w:val="0020"/>
         <w:jc w:val="start"/>
       </w:tblPr>
@@ -7106,7 +7395,7 @@
               <w:jc w:val="left"/>
             </w:pPr>
             <w:r>
-              <w:t xml:space="preserve">—</w:t>
+              <w:t xml:space="preserve">,</w:t>
             </w:r>
           </w:p>
         </w:tc>
@@ -7192,7 +7481,7 @@
               <w:jc w:val="left"/>
             </w:pPr>
             <w:r>
-              <w:t xml:space="preserve">—</w:t>
+              <w:t xml:space="preserve">,</w:t>
             </w:r>
           </w:p>
         </w:tc>
@@ -7278,7 +7567,7 @@
               <w:jc w:val="left"/>
             </w:pPr>
             <w:r>
-              <w:t xml:space="preserve">—</w:t>
+              <w:t xml:space="preserve">,</w:t>
             </w:r>
           </w:p>
         </w:tc>
@@ -7352,19 +7641,19 @@
               <w:jc w:val="left"/>
             </w:pPr>
             <w:r>
-              <w:t xml:space="preserve">—</w:t>
-            </w:r>
-          </w:p>
-        </w:tc>
-        <w:tc>
-          <w:tcPr/>
-          <w:p>
-            <w:pPr>
-              <w:pStyle w:val="Compact"/>
-              <w:jc w:val="left"/>
-            </w:pPr>
-            <w:r>
-              <w:t xml:space="preserve">—</w:t>
+              <w:t xml:space="preserve">,</w:t>
+            </w:r>
+          </w:p>
+        </w:tc>
+        <w:tc>
+          <w:tcPr/>
+          <w:p>
+            <w:pPr>
+              <w:pStyle w:val="Compact"/>
+              <w:jc w:val="left"/>
+            </w:pPr>
+            <w:r>
+              <w:t xml:space="preserve">,</w:t>
             </w:r>
           </w:p>
         </w:tc>
@@ -7450,7 +7739,7 @@
               <w:jc w:val="left"/>
             </w:pPr>
             <w:r>
-              <w:t xml:space="preserve">—</w:t>
+              <w:t xml:space="preserve">,</w:t>
             </w:r>
           </w:p>
         </w:tc>
@@ -7598,7 +7887,7 @@
               <w:jc w:val="left"/>
             </w:pPr>
             <w:r>
-              <w:t xml:space="preserve">—</w:t>
+              <w:t xml:space="preserve">,</w:t>
             </w:r>
           </w:p>
         </w:tc>
@@ -7622,7 +7911,7 @@
               <w:jc w:val="left"/>
             </w:pPr>
             <w:r>
-              <w:t xml:space="preserve">—</w:t>
+              <w:t xml:space="preserve">,</w:t>
             </w:r>
           </w:p>
         </w:tc>
@@ -7637,7 +7926,7 @@
           <w:iCs/>
           <w:i/>
         </w:rPr>
-        <w:t xml:space="preserve">Note: Coefficients reported with heteroscedasticity-robust standard errors in parentheses. Country fixed effects absorbed in M0–M3. *** p &lt; .001; ** p &lt; .01; * p &lt; .05; . p &lt; .10.</w:t>
+        <w:t xml:space="preserve">Note: Coefficients reported with heteroscedasticity-robust standard errors in parentheses. Country fixed effects absorbed in M0–M3. *** p &lt;.001; ** p &lt;.01; * p &lt;.05;. p &lt;.10.</w:t>
       </w:r>
     </w:p>
     <w:p>
@@ -7693,11 +7982,11 @@
           <w:iCs/>
           <w:i/>
         </w:rPr>
-        <w:t xml:space="preserve">) = −0.404, p = .032 (M1).</w:t>
-      </w:r>
-    </w:p>
-    <w:bookmarkEnd w:id="59"/>
-    <w:bookmarkStart w:id="60" w:name="X25c22aea567cfc6fb497c5a2142ec453d3ebd11"/>
+        <w:t xml:space="preserve">) = −0.404, p =.032 (M1).</w:t>
+      </w:r>
+    </w:p>
+    <w:bookmarkEnd w:id="54"/>
+    <w:bookmarkStart w:id="55" w:name="X88215d8362bdd28b5211c3a1f81522f9e049dc2"/>
     <w:p>
       <w:pPr>
         <w:pStyle w:val="Heading3"/>
@@ -8065,13 +8354,10 @@
         <w:t xml:space="preserve">= −0.901) addresses adverse selection concern: among active exporters, intensifying exports further worsens performance.</w:t>
       </w:r>
     </w:p>
-    <w:bookmarkEnd w:id="60"/>
-    <w:bookmarkEnd w:id="61"/>
-    <w:bookmarkEnd w:id="62"/>
-    <w:sectPr>
-      <w:pgSz w:h="16838" w:w="11906"/>
-      <w:pgMar w:bottom="1417" w:left="1417" w:right="1417" w:top="1417"/>
-    </w:sectPr>
+    <w:bookmarkEnd w:id="55"/>
+    <w:bookmarkEnd w:id="56"/>
+    <w:bookmarkEnd w:id="57"/>
+    <w:sectPr/>
   </w:body>
 </w:document>
 </file>
@@ -8286,59 +8572,29 @@
   <w:style w:default="1" w:styleId="Normal" w:type="paragraph">
     <w:name w:val="Normal"/>
     <w:qFormat/>
-    <w:pPr>
-      <w:spacing w:line="276" w:lineRule="auto"/>
-      <w:jc w:val="both"/>
-    </w:pPr>
-    <w:rPr>
-      <w:rFonts w:ascii="Times New Roman" w:eastAsia="Times New Roman" w:hAnsi="Times New Roman"/>
-      <w:color w:val="000000"/>
-      <w:sz w:val="24"/>
-    </w:rPr>
   </w:style>
   <w:style w:styleId="BodyText" w:type="paragraph">
     <w:name w:val="Body Text"/>
     <w:basedOn w:val="Normal"/>
     <w:link w:val="BodyTextChar"/>
     <w:pPr>
-      <w:spacing w:after="180" w:before="180" w:line="276" w:lineRule="auto"/>
-      <w:jc w:val="both"/>
+      <w:spacing w:after="180" w:before="180"/>
     </w:pPr>
     <w:qFormat/>
-    <w:rPr>
-      <w:rFonts w:ascii="Times New Roman" w:eastAsia="Times New Roman" w:hAnsi="Times New Roman"/>
-      <w:color w:val="000000"/>
-      <w:sz w:val="24"/>
-    </w:rPr>
   </w:style>
   <w:style w:customStyle="1" w:styleId="FirstParagraph" w:type="paragraph">
     <w:name w:val="First Paragraph"/>
     <w:basedOn w:val="BodyText"/>
     <w:next w:val="BodyText"/>
     <w:qFormat/>
-    <w:pPr>
-      <w:spacing w:line="276" w:lineRule="auto"/>
-      <w:jc w:val="both"/>
-    </w:pPr>
-    <w:rPr>
-      <w:rFonts w:ascii="Times New Roman" w:eastAsia="Times New Roman" w:hAnsi="Times New Roman"/>
-      <w:color w:val="000000"/>
-      <w:sz w:val="24"/>
-    </w:rPr>
   </w:style>
   <w:style w:customStyle="1" w:styleId="Compact" w:type="paragraph">
     <w:name w:val="Compact"/>
     <w:basedOn w:val="BodyText"/>
     <w:qFormat/>
     <w:pPr>
-      <w:spacing w:after="36" w:before="36" w:line="276" w:lineRule="auto"/>
-      <w:jc w:val="both"/>
+      <w:spacing w:after="36" w:before="36"/>
     </w:pPr>
-    <w:rPr>
-      <w:rFonts w:ascii="Times New Roman" w:eastAsia="Times New Roman" w:hAnsi="Times New Roman"/>
-      <w:color w:val="000000"/>
-      <w:sz w:val="24"/>
-    </w:rPr>
   </w:style>
   <w:style w:styleId="Title" w:type="paragraph">
     <w:name w:val="Title"/>
@@ -8348,15 +8604,15 @@
     <w:pPr>
       <w:keepNext/>
       <w:keepLines/>
-      <w:spacing w:after="240" w:before="480" w:line="276" w:lineRule="auto"/>
-      <w:jc w:val="both"/>
+      <w:spacing w:after="240" w:before="480"/>
+      <w:jc w:val="center"/>
     </w:pPr>
     <w:rPr>
-      <w:rFonts w:ascii="Times New Roman" w:asciiTheme="majorHAnsi" w:cstheme="majorBidi" w:eastAsia="Times New Roman" w:eastAsiaTheme="majorEastAsia" w:hAnsi="Times New Roman" w:hAnsiTheme="majorHAnsi"/>
+      <w:rFonts w:asciiTheme="majorHAnsi" w:cstheme="majorBidi" w:eastAsiaTheme="majorEastAsia" w:hAnsiTheme="majorHAnsi"/>
       <w:b/>
       <w:bCs/>
-      <w:color w:val="000000"/>
-      <w:sz w:val="24"/>
+      <w:color w:themeColor="accent1" w:themeShade="B5" w:val="345A8A"/>
+      <w:sz w:val="36"/>
       <w:szCs w:val="36"/>
     </w:rPr>
   </w:style>
@@ -8368,13 +8624,11 @@
     <w:pPr>
       <w:keepNext/>
       <w:keepLines/>
-      <w:spacing w:after="240" w:before="240" w:line="276" w:lineRule="auto"/>
-      <w:jc w:val="both"/>
+      <w:spacing w:after="240" w:before="240"/>
+      <w:jc w:val="center"/>
     </w:pPr>
     <w:rPr>
-      <w:rFonts w:ascii="Times New Roman" w:eastAsia="Times New Roman" w:hAnsi="Times New Roman"/>
-      <w:color w:val="000000"/>
-      <w:sz w:val="24"/>
+      <w:sz w:val="30"/>
       <w:szCs w:val="30"/>
     </w:rPr>
   </w:style>
@@ -8385,14 +8639,8 @@
     <w:pPr>
       <w:keepNext/>
       <w:keepLines/>
-      <w:spacing w:line="276" w:lineRule="auto"/>
-      <w:jc w:val="both"/>
+      <w:jc w:val="center"/>
     </w:pPr>
-    <w:rPr>
-      <w:rFonts w:ascii="Times New Roman" w:eastAsia="Times New Roman" w:hAnsi="Times New Roman"/>
-      <w:color w:val="000000"/>
-      <w:sz w:val="24"/>
-    </w:rPr>
   </w:style>
   <w:style w:styleId="Date" w:type="paragraph">
     <w:name w:val="Date"/>
@@ -8401,14 +8649,8 @@
     <w:pPr>
       <w:keepNext/>
       <w:keepLines/>
-      <w:spacing w:line="276" w:lineRule="auto"/>
-      <w:jc w:val="both"/>
+      <w:jc w:val="center"/>
     </w:pPr>
-    <w:rPr>
-      <w:rFonts w:ascii="Times New Roman" w:eastAsia="Times New Roman" w:hAnsi="Times New Roman"/>
-      <w:color w:val="000000"/>
-      <w:sz w:val="24"/>
-    </w:rPr>
   </w:style>
   <w:style w:customStyle="1" w:styleId="AbstractTitle" w:type="paragraph">
     <w:name w:val="Abstract Title"/>
@@ -8418,15 +8660,15 @@
     <w:pPr>
       <w:keepNext/>
       <w:keepLines/>
-      <w:jc w:val="both"/>
-      <w:spacing w:after="0" w:before="300" w:line="276" w:lineRule="auto"/>
+      <w:jc w:val="center"/>
+      <w:spacing w:after="0" w:before="300"/>
     </w:pPr>
     <w:rPr>
-      <w:color w:val="000000"/>
-      <w:sz w:val="24"/>
+      <w:sz w:val="20"/>
       <w:szCs w:val="20"/>
-      <w:rFonts w:ascii="Times New Roman" w:eastAsia="Times New Roman" w:hAnsi="Times New Roman"/>
       <w:b/>
+      <w:color w:val="345A8A"/>
+      &gt;
     </w:rPr>
   </w:style>
   <w:style w:customStyle="1" w:styleId="Abstract" w:type="paragraph">
@@ -8437,13 +8679,10 @@
     <w:pPr>
       <w:keepNext/>
       <w:keepLines/>
-      <w:spacing w:after="300" w:before="100" w:line="276" w:lineRule="auto"/>
-      <w:jc w:val="both"/>
+      <w:spacing w:after="300" w:before="100"/>
     </w:pPr>
     <w:rPr>
-      <w:rFonts w:ascii="Times New Roman" w:eastAsia="Times New Roman" w:hAnsi="Times New Roman"/>
-      <w:color w:val="000000"/>
-      <w:sz w:val="24"/>
+      <w:sz w:val="20"/>
       <w:szCs w:val="20"/>
     </w:rPr>
   </w:style>
@@ -8452,15 +8691,8 @@
     <w:basedOn w:val="Normal"/>
     <w:next w:val="Bibliography"/>
     <w:qFormat/>
-    <w:pPr>
-      <w:spacing w:line="276" w:lineRule="auto"/>
-      <w:jc w:val="both"/>
-    </w:pPr>
-    <w:rPr>
-      <w:rFonts w:ascii="Times New Roman" w:eastAsia="Times New Roman" w:hAnsi="Times New Roman"/>
-      <w:color w:val="000000"/>
-      <w:sz w:val="24"/>
-    </w:rPr>
+    <w:pPr/>
+    <w:rPr/>
   </w:style>
   <w:style w:styleId="Heading1" w:type="paragraph">
     <w:name w:val="Heading 1"/>
@@ -8471,16 +8703,15 @@
     <w:pPr>
       <w:keepNext/>
       <w:keepLines/>
-      <w:spacing w:after="0" w:before="480" w:line="276" w:lineRule="auto"/>
-      <w:jc w:val="both"/>
+      <w:spacing w:after="0" w:before="480"/>
       <w:outlineLvl w:val="0"/>
     </w:pPr>
     <w:rPr>
-      <w:rFonts w:ascii="Times New Roman" w:asciiTheme="majorHAnsi" w:cstheme="majorBidi" w:eastAsia="Times New Roman" w:eastAsiaTheme="majorEastAsia" w:hAnsi="Times New Roman" w:hAnsiTheme="majorHAnsi"/>
+      <w:rFonts w:asciiTheme="majorHAnsi" w:cstheme="majorBidi" w:eastAsiaTheme="majorEastAsia" w:hAnsiTheme="majorHAnsi"/>
       <w:b/>
       <w:bCs/>
-      <w:color w:val="000000"/>
-      <w:sz w:val="24"/>
+      <w:color w:themeColor="accent1" w:val="4F81BD"/>
+      <w:sz w:val="32"/>
       <w:szCs w:val="32"/>
     </w:rPr>
   </w:style>
@@ -8494,16 +8725,15 @@
     <w:pPr>
       <w:keepNext/>
       <w:keepLines/>
-      <w:spacing w:after="0" w:before="200" w:line="276" w:lineRule="auto"/>
-      <w:jc w:val="both"/>
+      <w:spacing w:after="0" w:before="200"/>
       <w:outlineLvl w:val="1"/>
     </w:pPr>
     <w:rPr>
-      <w:rFonts w:ascii="Times New Roman" w:asciiTheme="majorHAnsi" w:cstheme="majorBidi" w:eastAsia="Times New Roman" w:eastAsiaTheme="majorEastAsia" w:hAnsi="Times New Roman" w:hAnsiTheme="majorHAnsi"/>
+      <w:rFonts w:asciiTheme="majorHAnsi" w:cstheme="majorBidi" w:eastAsiaTheme="majorEastAsia" w:hAnsiTheme="majorHAnsi"/>
       <w:b/>
       <w:bCs/>
-      <w:color w:val="000000"/>
-      <w:sz w:val="24"/>
+      <w:color w:themeColor="accent1" w:val="4F81BD"/>
+      <w:sz w:val="28"/>
       <w:szCs w:val="28"/>
     </w:rPr>
   </w:style>
@@ -8517,15 +8747,14 @@
     <w:pPr>
       <w:keepNext/>
       <w:keepLines/>
-      <w:spacing w:after="0" w:before="200" w:line="276" w:lineRule="auto"/>
-      <w:jc w:val="both"/>
+      <w:spacing w:after="0" w:before="200"/>
       <w:outlineLvl w:val="2"/>
     </w:pPr>
     <w:rPr>
-      <w:rFonts w:ascii="Times New Roman" w:asciiTheme="majorHAnsi" w:cstheme="majorBidi" w:eastAsia="Times New Roman" w:eastAsiaTheme="majorEastAsia" w:hAnsi="Times New Roman" w:hAnsiTheme="majorHAnsi"/>
+      <w:rFonts w:asciiTheme="majorHAnsi" w:cstheme="majorBidi" w:eastAsiaTheme="majorEastAsia" w:hAnsiTheme="majorHAnsi"/>
       <w:b/>
       <w:bCs/>
-      <w:color w:val="000000"/>
+      <w:color w:themeColor="accent1" w:val="4F81BD"/>
       <w:sz w:val="24"/>
       <w:szCs w:val="24"/>
     </w:rPr>
@@ -8540,15 +8769,14 @@
     <w:pPr>
       <w:keepNext/>
       <w:keepLines/>
-      <w:spacing w:after="0" w:before="200" w:line="276" w:lineRule="auto"/>
-      <w:jc w:val="both"/>
+      <w:spacing w:after="0" w:before="200"/>
       <w:outlineLvl w:val="3"/>
     </w:pPr>
     <w:rPr>
-      <w:rFonts w:ascii="Times New Roman" w:asciiTheme="majorHAnsi" w:cstheme="majorBidi" w:eastAsia="Times New Roman" w:eastAsiaTheme="majorEastAsia" w:hAnsi="Times New Roman" w:hAnsiTheme="majorHAnsi"/>
+      <w:rFonts w:asciiTheme="majorHAnsi" w:cstheme="majorBidi" w:eastAsiaTheme="majorEastAsia" w:hAnsiTheme="majorHAnsi"/>
       <w:i/>
       <w:bCs/>
-      <w:color w:val="000000"/>
+      <w:color w:themeColor="accent1" w:val="4F81BD"/>
       <w:sz w:val="24"/>
       <w:szCs w:val="24"/>
     </w:rPr>
@@ -8563,14 +8791,13 @@
     <w:pPr>
       <w:keepNext/>
       <w:keepLines/>
-      <w:spacing w:after="0" w:before="200" w:line="276" w:lineRule="auto"/>
-      <w:jc w:val="both"/>
+      <w:spacing w:after="0" w:before="200"/>
       <w:outlineLvl w:val="4"/>
     </w:pPr>
     <w:rPr>
-      <w:rFonts w:ascii="Times New Roman" w:asciiTheme="majorHAnsi" w:cstheme="majorBidi" w:eastAsia="Times New Roman" w:eastAsiaTheme="majorEastAsia" w:hAnsi="Times New Roman" w:hAnsiTheme="majorHAnsi"/>
+      <w:rFonts w:asciiTheme="majorHAnsi" w:cstheme="majorBidi" w:eastAsiaTheme="majorEastAsia" w:hAnsiTheme="majorHAnsi"/>
       <w:iCs/>
-      <w:color w:val="000000"/>
+      <w:color w:themeColor="accent1" w:val="4F81BD"/>
       <w:sz w:val="24"/>
       <w:szCs w:val="24"/>
     </w:rPr>
@@ -8585,13 +8812,12 @@
     <w:pPr>
       <w:keepNext/>
       <w:keepLines/>
-      <w:spacing w:after="0" w:before="200" w:line="276" w:lineRule="auto"/>
-      <w:jc w:val="both"/>
+      <w:spacing w:after="0" w:before="200"/>
       <w:outlineLvl w:val="5"/>
     </w:pPr>
     <w:rPr>
-      <w:rFonts w:ascii="Times New Roman" w:asciiTheme="majorHAnsi" w:cstheme="majorBidi" w:eastAsia="Times New Roman" w:eastAsiaTheme="majorEastAsia" w:hAnsi="Times New Roman" w:hAnsiTheme="majorHAnsi"/>
-      <w:color w:val="000000"/>
+      <w:rFonts w:asciiTheme="majorHAnsi" w:cstheme="majorBidi" w:eastAsiaTheme="majorEastAsia" w:hAnsiTheme="majorHAnsi"/>
+      <w:color w:themeColor="accent1" w:val="4F81BD"/>
       <w:sz w:val="24"/>
       <w:szCs w:val="24"/>
     </w:rPr>
@@ -8606,13 +8832,12 @@
     <w:pPr>
       <w:keepNext/>
       <w:keepLines/>
-      <w:spacing w:after="0" w:before="200" w:line="276" w:lineRule="auto"/>
-      <w:jc w:val="both"/>
+      <w:spacing w:after="0" w:before="200"/>
       <w:outlineLvl w:val="6"/>
     </w:pPr>
     <w:rPr>
-      <w:rFonts w:ascii="Times New Roman" w:asciiTheme="majorHAnsi" w:cstheme="majorBidi" w:eastAsia="Times New Roman" w:eastAsiaTheme="majorEastAsia" w:hAnsi="Times New Roman" w:hAnsiTheme="majorHAnsi"/>
-      <w:color w:val="000000"/>
+      <w:rFonts w:asciiTheme="majorHAnsi" w:cstheme="majorBidi" w:eastAsiaTheme="majorEastAsia" w:hAnsiTheme="majorHAnsi"/>
+      <w:color w:themeColor="accent1" w:val="4F81BD"/>
       <w:sz w:val="24"/>
       <w:szCs w:val="24"/>
     </w:rPr>
@@ -8627,13 +8852,12 @@
     <w:pPr>
       <w:keepNext/>
       <w:keepLines/>
-      <w:spacing w:after="0" w:before="200" w:line="276" w:lineRule="auto"/>
-      <w:jc w:val="both"/>
+      <w:spacing w:after="0" w:before="200"/>
       <w:outlineLvl w:val="7"/>
     </w:pPr>
     <w:rPr>
-      <w:rFonts w:ascii="Times New Roman" w:asciiTheme="majorHAnsi" w:cstheme="majorBidi" w:eastAsia="Times New Roman" w:eastAsiaTheme="majorEastAsia" w:hAnsi="Times New Roman" w:hAnsiTheme="majorHAnsi"/>
-      <w:color w:val="000000"/>
+      <w:rFonts w:asciiTheme="majorHAnsi" w:cstheme="majorBidi" w:eastAsiaTheme="majorEastAsia" w:hAnsiTheme="majorHAnsi"/>
+      <w:color w:themeColor="accent1" w:val="4F81BD"/>
       <w:sz w:val="24"/>
       <w:szCs w:val="24"/>
     </w:rPr>
@@ -8648,13 +8872,12 @@
     <w:pPr>
       <w:keepNext/>
       <w:keepLines/>
-      <w:spacing w:after="0" w:before="200" w:line="276" w:lineRule="auto"/>
-      <w:jc w:val="both"/>
+      <w:spacing w:after="0" w:before="200"/>
       <w:outlineLvl w:val="8"/>
     </w:pPr>
     <w:rPr>
-      <w:rFonts w:ascii="Times New Roman" w:asciiTheme="majorHAnsi" w:cstheme="majorBidi" w:eastAsia="Times New Roman" w:eastAsiaTheme="majorEastAsia" w:hAnsi="Times New Roman" w:hAnsiTheme="majorHAnsi"/>
-      <w:color w:val="000000"/>
+      <w:rFonts w:asciiTheme="majorHAnsi" w:cstheme="majorBidi" w:eastAsiaTheme="majorEastAsia" w:hAnsiTheme="majorHAnsi"/>
+      <w:color w:themeColor="accent1" w:val="4F81BD"/>
       <w:sz w:val="24"/>
       <w:szCs w:val="24"/>
     </w:rPr>
@@ -8667,15 +8890,9 @@
     <w:unhideWhenUsed/>
     <w:qFormat/>
     <w:pPr>
-      <w:spacing w:after="100" w:before="100" w:line="276" w:lineRule="auto"/>
+      <w:spacing w:after="100" w:before="100"/>
       <w:ind w:firstLine="0" w:left="480" w:right="480"/>
-      <w:jc w:val="both"/>
     </w:pPr>
-    <w:rPr>
-      <w:rFonts w:ascii="Times New Roman" w:eastAsia="Times New Roman" w:hAnsi="Times New Roman"/>
-      <w:color w:val="000000"/>
-      <w:sz w:val="24"/>
-    </w:rPr>
   </w:style>
   <w:style w:styleId="FootnoteText" w:type="paragraph">
     <w:name w:val="Footnote Text"/>
@@ -8684,25 +8901,11 @@
     <w:uiPriority w:val="9"/>
     <w:unhideWhenUsed/>
     <w:qFormat/>
-    <w:pPr>
-      <w:spacing w:line="276" w:lineRule="auto"/>
-      <w:jc w:val="both"/>
-    </w:pPr>
-    <w:rPr>
-      <w:rFonts w:ascii="Times New Roman" w:eastAsia="Times New Roman" w:hAnsi="Times New Roman"/>
-      <w:color w:val="000000"/>
-      <w:sz w:val="24"/>
-    </w:rPr>
   </w:style>
   <w:style w:default="1" w:styleId="DefaultParagraphFont" w:type="character">
     <w:name w:val="Default Paragraph Font"/>
     <w:semiHidden/>
     <w:unhideWhenUsed/>
-    <w:rPr>
-      <w:rFonts w:ascii="Times New Roman" w:eastAsia="Times New Roman" w:hAnsi="Times New Roman"/>
-      <w:color w:val="000000"/>
-      <w:sz w:val="24"/>
-    </w:rPr>
   </w:style>
   <w:style w:default="1" w:styleId="Table" w:type="table">
     <w:name w:val="Table"/>
@@ -8710,15 +8913,6 @@
     <w:semiHidden/>
     <w:unhideWhenUsed/>
     <w:qFormat/>
-    <w:pPr>
-      <w:spacing w:line="276" w:lineRule="auto"/>
-      <w:jc w:val="both"/>
-    </w:pPr>
-    <w:rPr>
-      <w:rFonts w:ascii="Times New Roman" w:eastAsia="Times New Roman" w:hAnsi="Times New Roman"/>
-      <w:color w:val="000000"/>
-      <w:sz w:val="24"/>
-    </w:rPr>
     <w:tblPr>
       <w:tblInd w:type="dxa" w:w="0"/>
       <w:tblCellMar>
@@ -8751,42 +8945,25 @@
     <w:pPr>
       <w:keepNext/>
       <w:keepLines/>
-      <w:spacing w:after="0" w:line="276" w:lineRule="auto"/>
-      <w:jc w:val="both"/>
+      <w:spacing w:after="0"/>
     </w:pPr>
     <w:rPr>
-      <w:rFonts w:ascii="Times New Roman" w:eastAsia="Times New Roman" w:hAnsi="Times New Roman"/>
       <w:b/>
-      <w:color w:val="000000"/>
-      <w:sz w:val="24"/>
     </w:rPr>
   </w:style>
   <w:style w:customStyle="1" w:styleId="Definition" w:type="paragraph">
     <w:name w:val="Definition"/>
     <w:basedOn w:val="Normal"/>
-    <w:pPr>
-      <w:spacing w:line="276" w:lineRule="auto"/>
-      <w:jc w:val="both"/>
-    </w:pPr>
-    <w:rPr>
-      <w:rFonts w:ascii="Times New Roman" w:eastAsia="Times New Roman" w:hAnsi="Times New Roman"/>
-      <w:color w:val="000000"/>
-      <w:sz w:val="24"/>
-    </w:rPr>
   </w:style>
   <w:style w:styleId="Caption" w:type="paragraph">
     <w:name w:val="Caption"/>
     <w:basedOn w:val="Normal"/>
     <w:link w:val="BodyTextChar"/>
     <w:pPr>
-      <w:spacing w:after="120" w:before="0" w:line="276" w:lineRule="auto"/>
-      <w:jc w:val="both"/>
+      <w:spacing w:after="120" w:before="0"/>
     </w:pPr>
     <w:rPr>
-      <w:rFonts w:ascii="Times New Roman" w:eastAsia="Times New Roman" w:hAnsi="Times New Roman"/>
       <w:i/>
-      <w:color w:val="000000"/>
-      <w:sz w:val="24"/>
     </w:rPr>
   </w:style>
   <w:style w:customStyle="1" w:styleId="TableCaption" w:type="paragraph">
@@ -8794,90 +8971,44 @@
     <w:basedOn w:val="Caption"/>
     <w:pPr>
       <w:keepNext/>
-      <w:spacing w:line="276" w:lineRule="auto"/>
-      <w:jc w:val="both"/>
     </w:pPr>
-    <w:rPr>
-      <w:rFonts w:ascii="Times New Roman" w:eastAsia="Times New Roman" w:hAnsi="Times New Roman"/>
-      <w:color w:val="000000"/>
-      <w:sz w:val="24"/>
-    </w:rPr>
   </w:style>
   <w:style w:customStyle="1" w:styleId="ImageCaption" w:type="paragraph">
     <w:name w:val="Image Caption"/>
     <w:basedOn w:val="Caption"/>
-    <w:pPr>
-      <w:spacing w:line="276" w:lineRule="auto"/>
-      <w:jc w:val="both"/>
-    </w:pPr>
-    <w:rPr>
-      <w:rFonts w:ascii="Times New Roman" w:eastAsia="Times New Roman" w:hAnsi="Times New Roman"/>
-      <w:color w:val="000000"/>
-      <w:sz w:val="24"/>
-    </w:rPr>
   </w:style>
   <w:style w:customStyle="1" w:styleId="Figure" w:type="paragraph">
     <w:name w:val="Figure"/>
     <w:basedOn w:val="Normal"/>
-    <w:pPr>
-      <w:spacing w:line="276" w:lineRule="auto"/>
-      <w:jc w:val="both"/>
-    </w:pPr>
-    <w:rPr>
-      <w:rFonts w:ascii="Times New Roman" w:eastAsia="Times New Roman" w:hAnsi="Times New Roman"/>
-      <w:color w:val="000000"/>
-      <w:sz w:val="24"/>
-    </w:rPr>
   </w:style>
   <w:style w:customStyle="1" w:styleId="CaptionedFigure" w:type="paragraph">
     <w:name w:val="Captioned Figure"/>
     <w:basedOn w:val="Figure"/>
     <w:pPr>
       <w:keepNext/>
-      <w:spacing w:line="276" w:lineRule="auto"/>
-      <w:jc w:val="both"/>
     </w:pPr>
-    <w:rPr>
-      <w:rFonts w:ascii="Times New Roman" w:eastAsia="Times New Roman" w:hAnsi="Times New Roman"/>
-      <w:color w:val="000000"/>
-      <w:sz w:val="24"/>
-    </w:rPr>
   </w:style>
   <w:style w:customStyle="1" w:styleId="BodyTextChar" w:type="character">
     <w:name w:val="Body Text Char"/>
     <w:basedOn w:val="DefaultParagraphFont"/>
     <w:link w:val="BodyText"/>
-    <w:rPr>
-      <w:rFonts w:ascii="Times New Roman" w:eastAsia="Times New Roman" w:hAnsi="Times New Roman"/>
-      <w:color w:val="000000"/>
-      <w:sz w:val="24"/>
-    </w:rPr>
   </w:style>
   <w:style w:customStyle="1" w:styleId="VerbatimChar" w:type="character">
     <w:name w:val="Verbatim Char"/>
     <w:basedOn w:val="BodyTextChar"/>
     <w:rPr>
-      <w:rFonts w:ascii="Times New Roman" w:eastAsia="Times New Roman" w:hAnsi="Times New Roman"/>
-      <w:color w:val="000000"/>
-      <w:sz w:val="24"/>
+      <w:rFonts w:ascii="Consolas" w:hAnsi="Consolas"/>
+      <w:sz w:val="22"/>
     </w:rPr>
   </w:style>
   <w:style w:customStyle="1" w:styleId="SectionNumber" w:type="character">
     <w:name w:val="Section Number"/>
     <w:basedOn w:val="BodyTextChar"/>
-    <w:rPr>
-      <w:rFonts w:ascii="Times New Roman" w:eastAsia="Times New Roman" w:hAnsi="Times New Roman"/>
-      <w:color w:val="000000"/>
-      <w:sz w:val="24"/>
-    </w:rPr>
   </w:style>
   <w:style w:styleId="FootnoteReference" w:type="character">
     <w:name w:val="Footnote Reference"/>
     <w:basedOn w:val="BodyTextChar"/>
     <w:rPr>
-      <w:rFonts w:ascii="Times New Roman" w:eastAsia="Times New Roman" w:hAnsi="Times New Roman"/>
-      <w:color w:val="000000"/>
-      <w:sz w:val="24"/>
       <w:vertAlign w:val="superscript"/>
     </w:rPr>
   </w:style>
@@ -8885,9 +9016,7 @@
     <w:name w:val="Hyperlink"/>
     <w:basedOn w:val="BodyTextChar"/>
     <w:rPr>
-      <w:rFonts w:ascii="Times New Roman" w:eastAsia="Times New Roman" w:hAnsi="Times New Roman"/>
-      <w:color w:val="000000"/>
-      <w:sz w:val="24"/>
+      <w:color w:themeColor="accent1" w:val="4F81BD"/>
     </w:rPr>
   </w:style>
   <w:style w:styleId="TOCHeading" w:type="paragraph">
@@ -8898,16 +9027,14 @@
     <w:unhideWhenUsed/>
     <w:qFormat/>
     <w:pPr>
-      <w:spacing w:before="240" w:line="276" w:lineRule="auto"/>
-      <w:jc w:val="both"/>
+      <w:spacing w:before="240" w:line="259" w:lineRule="auto"/>
       <w:outlineLvl w:val="9"/>
     </w:pPr>
     <w:rPr>
-      <w:rFonts w:ascii="Times New Roman" w:asciiTheme="majorHAnsi" w:cstheme="majorBidi" w:eastAsia="Times New Roman" w:eastAsiaTheme="majorEastAsia" w:hAnsi="Times New Roman" w:hAnsiTheme="majorHAnsi"/>
+      <w:rFonts w:asciiTheme="majorHAnsi" w:cstheme="majorBidi" w:eastAsiaTheme="majorEastAsia" w:hAnsiTheme="majorHAnsi"/>
       <w:b w:val="0"/>
       <w:bCs w:val="0"/>
-      <w:color w:val="000000"/>
-      <w:sz w:val="24"/>
+      <w:color w:themeColor="accent1" w:themeShade="BF" w:val="365F91"/>
     </w:rPr>
   </w:style>
   <w:style w:type="paragraph" w:customStyle="1" w:styleId="SourceCode">

--- a/p8/submission/jed_package/01_manuscript_blinded.docx
+++ b/p8/submission/jed_package/01_manuscript_blinded.docx
@@ -3659,6 +3659,304 @@
       </w:pPr>
       <w:r>
         <w:t xml:space="preserve">The monotone negative pattern persists without any conditioning on firm characteristics, further confirming the robustness of FIP.</w:t>
+      </w:r>
+    </w:p>
+    <w:p>
+      <w:pPr>
+        <w:pStyle w:val="BodyText"/>
+      </w:pPr>
+      <w:r>
+        <w:rPr>
+          <w:bCs/>
+          <w:b/>
+        </w:rPr>
+        <w:t xml:space="preserve">Specification M_comoros_excluded (Comoros sensitivity)</w:t>
+      </w:r>
+      <w:r>
+        <w:t xml:space="preserve">: Comoros is the only Indian Ocean SIDS in the sample (117 of 1,469 firms, 8.0%); the remaining eight economies are all Pacific. Re-estimating the full M1/M2/M3 pipeline with sample-specific FSTS centring on the Pacific-only subsample (N = 1,352) yields:</w:t>
+      </w:r>
+    </w:p>
+    <w:p>
+      <w:pPr>
+        <w:pStyle w:val="BodyText"/>
+      </w:pPr>
+      <m:oMath>
+        <m:r>
+          <m:t>β</m:t>
+        </m:r>
+      </m:oMath>
+      <w:r>
+        <w:t xml:space="preserve">(FSTS</w:t>
+      </w:r>
+      <m:oMath>
+        <m:sSub>
+          <m:e>
+            <m:r>
+              <m:t>​</m:t>
+            </m:r>
+          </m:e>
+          <m:sub>
+            <m:r>
+              <m:t>c</m:t>
+            </m:r>
+          </m:sub>
+        </m:sSub>
+      </m:oMath>
+      <w:r>
+        <w:t xml:space="preserve">) in M1 =</w:t>
+      </w:r>
+      <w:r>
+        <w:t xml:space="preserve"> </w:t>
+      </w:r>
+      <w:r>
+        <w:rPr>
+          <w:bCs/>
+          <w:b/>
+        </w:rPr>
+        <w:t xml:space="preserve">−0.357</w:t>
+      </w:r>
+      <w:r>
+        <w:t xml:space="preserve">, SE = 0.196, p = .068 (marginal); M2 quadratic:</w:t>
+      </w:r>
+      <w:r>
+        <w:t xml:space="preserve"> </w:t>
+      </w:r>
+      <m:oMath>
+        <m:r>
+          <m:t>β</m:t>
+        </m:r>
+      </m:oMath>
+      <w:r>
+        <w:t xml:space="preserve">(FSTS</w:t>
+      </w:r>
+      <m:oMath>
+        <m:sSub>
+          <m:e>
+            <m:r>
+              <m:t>​</m:t>
+            </m:r>
+          </m:e>
+          <m:sub>
+            <m:r>
+              <m:t>c</m:t>
+            </m:r>
+          </m:sub>
+        </m:sSub>
+      </m:oMath>
+      <w:r>
+        <w:t xml:space="preserve">) = −1.059 (NS),</w:t>
+      </w:r>
+      <w:r>
+        <w:t xml:space="preserve"> </w:t>
+      </w:r>
+      <m:oMath>
+        <m:r>
+          <m:t>β</m:t>
+        </m:r>
+      </m:oMath>
+      <w:r>
+        <w:t xml:space="preserve">(FSTS</w:t>
+      </w:r>
+      <m:oMath>
+        <m:sSubSup>
+          <m:e>
+            <m:r>
+              <m:t>​</m:t>
+            </m:r>
+          </m:e>
+          <m:sub>
+            <m:r>
+              <m:t>c</m:t>
+            </m:r>
+          </m:sub>
+          <m:sup>
+            <m:r>
+              <m:t>2</m:t>
+            </m:r>
+          </m:sup>
+        </m:sSubSup>
+      </m:oMath>
+      <w:r>
+        <w:t xml:space="preserve">) = +0.886 (NS); M3 with capability controls:</w:t>
+      </w:r>
+      <w:r>
+        <w:t xml:space="preserve"> </w:t>
+      </w:r>
+      <m:oMath>
+        <m:r>
+          <m:t>β</m:t>
+        </m:r>
+      </m:oMath>
+      <w:r>
+        <w:t xml:space="preserve">(FSTS</w:t>
+      </w:r>
+      <m:oMath>
+        <m:sSub>
+          <m:e>
+            <m:r>
+              <m:t>​</m:t>
+            </m:r>
+          </m:e>
+          <m:sub>
+            <m:r>
+              <m:t>c</m:t>
+            </m:r>
+          </m:sub>
+        </m:sSub>
+      </m:oMath>
+      <w:r>
+        <w:t xml:space="preserve">) = −1.136 (p = .188).</w:t>
+      </w:r>
+    </w:p>
+    <w:p>
+      <w:pPr>
+        <w:pStyle w:val="BodyText"/>
+      </w:pPr>
+      <w:r>
+        <w:t xml:space="preserve">The substantive FIP reading is preserved: the M1 coefficient remains negative with the same approximate magnitude, the quadratic term is null in both samples (no inverted-U turning point), and the capability moderators remain null. The M1 significance attenuates from</w:t>
+      </w:r>
+      <w:r>
+        <w:t xml:space="preserve"> </w:t>
+      </w:r>
+      <m:oMath>
+        <m:r>
+          <m:t>p</m:t>
+        </m:r>
+        <m:r>
+          <m:rPr>
+            <m:sty m:val="p"/>
+          </m:rPr>
+          <m:t>=</m:t>
+        </m:r>
+        <m:r>
+          <m:t>.032</m:t>
+        </m:r>
+      </m:oMath>
+      <w:r>
+        <w:t xml:space="preserve"> </w:t>
+      </w:r>
+      <w:r>
+        <w:t xml:space="preserve">(full sample,</w:t>
+      </w:r>
+      <w:r>
+        <w:t xml:space="preserve"> </w:t>
+      </w:r>
+      <m:oMath>
+        <m:r>
+          <m:t>β</m:t>
+        </m:r>
+        <m:r>
+          <m:rPr>
+            <m:sty m:val="p"/>
+          </m:rPr>
+          <m:t>=</m:t>
+        </m:r>
+        <m:r>
+          <m:rPr>
+            <m:sty m:val="p"/>
+          </m:rPr>
+          <m:t>−</m:t>
+        </m:r>
+        <m:r>
+          <m:t>0.404</m:t>
+        </m:r>
+      </m:oMath>
+      <w:r>
+        <w:t xml:space="preserve">, N = 1,469) to</w:t>
+      </w:r>
+      <w:r>
+        <w:t xml:space="preserve"> </w:t>
+      </w:r>
+      <m:oMath>
+        <m:r>
+          <m:t>p</m:t>
+        </m:r>
+        <m:r>
+          <m:rPr>
+            <m:sty m:val="p"/>
+          </m:rPr>
+          <m:t>=</m:t>
+        </m:r>
+        <m:r>
+          <m:t>.068</m:t>
+        </m:r>
+      </m:oMath>
+      <w:r>
+        <w:t xml:space="preserve"> </w:t>
+      </w:r>
+      <w:r>
+        <w:t xml:space="preserve">(Pacific-only,</w:t>
+      </w:r>
+      <w:r>
+        <w:t xml:space="preserve"> </w:t>
+      </w:r>
+      <m:oMath>
+        <m:r>
+          <m:t>β</m:t>
+        </m:r>
+        <m:r>
+          <m:rPr>
+            <m:sty m:val="p"/>
+          </m:rPr>
+          <m:t>=</m:t>
+        </m:r>
+        <m:r>
+          <m:rPr>
+            <m:sty m:val="p"/>
+          </m:rPr>
+          <m:t>−</m:t>
+        </m:r>
+        <m:r>
+          <m:t>0.357</m:t>
+        </m:r>
+      </m:oMath>
+      <w:r>
+        <w:t xml:space="preserve">, N = 1,352). The attenuation is consistent with the loss of 8.0 % of analysis-sample firms that all share the FIP characteristic, rather than indicating that the Indian Ocean economy was driving an artefactual FIP pattern. The structural interpretation (negative FSTS, no curvature, null moderators) is robust to the Indian Ocean exclusion; the title and abstract therefore retain the inclusive</w:t>
+      </w:r>
+      <w:r>
+        <w:t xml:space="preserve"> </w:t>
+      </w:r>
+      <w:r>
+        <w:t xml:space="preserve">“</w:t>
+      </w:r>
+      <w:r>
+        <w:t xml:space="preserve">Pacific and Indian Ocean SIDS</w:t>
+      </w:r>
+      <w:r>
+        <w:t xml:space="preserve">”</w:t>
+      </w:r>
+      <w:r>
+        <w:t xml:space="preserve"> </w:t>
+      </w:r>
+      <w:r>
+        <w:t xml:space="preserve">framing already adopted in Phase A1 (commit</w:t>
+      </w:r>
+      <w:r>
+        <w:t xml:space="preserve"> </w:t>
+      </w:r>
+      <w:r>
+        <w:rPr>
+          <w:rStyle w:val="VerbatimChar"/>
+        </w:rPr>
+        <w:t xml:space="preserve">677a91e</w:t>
+      </w:r>
+      <w:r>
+        <w:t xml:space="preserve">). Replication:</w:t>
+      </w:r>
+      <w:r>
+        <w:t xml:space="preserve"> </w:t>
+      </w:r>
+      <w:r>
+        <w:rPr>
+          <w:rStyle w:val="VerbatimChar"/>
+        </w:rPr>
+        <w:t xml:space="preserve">p8/replication/do/02_p8_comoros_excluded.do</w:t>
+      </w:r>
+      <w:r>
+        <w:t xml:space="preserve"> </w:t>
+      </w:r>
+      <w:r>
+        <w:t xml:space="preserve">(Stata, mirrors the Python prototype 2026-06-03; coefficient targets documented in the do-file header).</w:t>
       </w:r>
     </w:p>
     <w:p>

--- a/p8/submission/jed_package/01_manuscript_blinded.docx
+++ b/p8/submission/jed_package/01_manuscript_blinded.docx
@@ -3659,6 +3659,59 @@
       </w:pPr>
       <w:r>
         <w:t xml:space="preserve">The monotone negative pattern persists without any conditioning on firm characteristics, further confirming the robustness of FIP.</w:t>
+      </w:r>
+    </w:p>
+    <w:p>
+      <w:pPr>
+        <w:pStyle w:val="BodyText"/>
+      </w:pPr>
+      <w:r>
+        <w:rPr>
+          <w:bCs/>
+          <w:b/>
+        </w:rPr>
+        <w:t xml:space="preserve">Specification M_wild_cluster_bootstrap (small-G inference validation)</w:t>
+      </w:r>
+      <w:r>
+        <w:t xml:space="preserve">: Because the SIDS sample contains a small number of effective country clusters (G = 5 in the regression sample after listwise deletion on the control vector; G = 4 in the Pacific-only subsample), naive cluster-robust standard errors (Cameron-Gelbach-Miller 2008) may be misleading at conventional asymptotic critical values (Roodman et al. 2019). The Cameron-Gelbach-Miller (2008) wild-cluster Rademacher bootstrap with 999 replications is therefore reported as a small-G-robust inference check on the headline M1 β(FSTSc) estimate.</w:t>
+      </w:r>
+    </w:p>
+    <w:p>
+      <w:pPr>
+        <w:pStyle w:val="BodyText"/>
+      </w:pPr>
+      <w:r>
+        <w:t xml:space="preserve">For the full SIDS sample (N = 532 regression rows, G = 5), HC1 inference gives β(FSTSc) = −0.404, SE = 0.188, p = .031; naive cluster-robust SE gives p = .196 (CR1 over-conservative at small G); the wild-cluster bootstrap recovers p = .033, matching the HC1 reading. For the Pacific-only subsample (N = 415, G = 4), HC1 gives p = .068, naive cluster p = .295, and wild bootstrap p = .069 (again matching HC1). The wild-cluster bootstrap result validates the HC1 inference reported in §4 as not being an artefact of small-G cluster-robust standard errors; the headline FIP signal is statistically distinguishable at conventional thresholds under proper small-G-robust inference. Replication:</w:t>
+      </w:r>
+      <w:r>
+        <w:t xml:space="preserve"> </w:t>
+      </w:r>
+      <w:r>
+        <w:rPr>
+          <w:rStyle w:val="VerbatimChar"/>
+        </w:rPr>
+        <w:t xml:space="preserve">p8/replication/do/03_p8_wild_cluster_bootstrap.do</w:t>
+      </w:r>
+      <w:r>
+        <w:t xml:space="preserve"> </w:t>
+      </w:r>
+      <w:r>
+        <w:t xml:space="preserve">(Stata</w:t>
+      </w:r>
+      <w:r>
+        <w:t xml:space="preserve"> </w:t>
+      </w:r>
+      <w:r>
+        <w:rPr>
+          <w:rStyle w:val="VerbatimChar"/>
+        </w:rPr>
+        <w:t xml:space="preserve">boottest</w:t>
+      </w:r>
+      <w:r>
+        <w:t xml:space="preserve"> </w:t>
+      </w:r>
+      <w:r>
+        <w:t xml:space="preserve">package; mirrors the Python prototype 2026-06-03).</w:t>
       </w:r>
     </w:p>
     <w:p>

--- a/p8/submission/jed_package/01_manuscript_blinded.docx
+++ b/p8/submission/jed_package/01_manuscript_blinded.docx
@@ -3681,7 +3681,7 @@
         <w:pStyle w:val="BodyText"/>
       </w:pPr>
       <w:r>
-        <w:t xml:space="preserve">For the full SIDS sample (N = 532 regression rows, G = 5), HC1 inference gives β(FSTSc) = −0.404, SE = 0.188, p = .031; naive cluster-robust SE gives p = .196 (CR1 over-conservative at small G); the wild-cluster bootstrap recovers p = .033, matching the HC1 reading. For the Pacific-only subsample (N = 415, G = 4), HC1 gives p = .068, naive cluster p = .295, and wild bootstrap p = .069 (again matching HC1). The wild-cluster bootstrap result validates the HC1 inference reported in §4 as not being an artefact of small-G cluster-robust standard errors; the headline FIP signal is statistically distinguishable at conventional thresholds under proper small-G-robust inference. Replication:</w:t>
+        <w:t xml:space="preserve">For the full SIDS sample (N = 532 regression rows, G = 5), HC1 inference gives β(FSTSc) = −0.404, SE = 0.188, p =.031; naive cluster-robust SE gives p =.196 (CR1 over-conservative at small G); the wild-cluster bootstrap recovers p =.033, matching the HC1 reading. For the Pacific-only subsample (N = 415, G = 4), HC1 gives p =.068, naive cluster p =.295, and wild bootstrap p =.069 (again matching HC1). The wild-cluster bootstrap result validates the HC1 inference reported in §4 as not being an artefact of small-G cluster-robust standard errors; the headline FIP signal is statistically distinguishable at conventional thresholds under proper small-G-robust inference. Replication:</w:t>
       </w:r>
       <w:r>
         <w:t xml:space="preserve"> </w:t>
@@ -3769,7 +3769,7 @@
         <w:t xml:space="preserve">−0.357</w:t>
       </w:r>
       <w:r>
-        <w:t xml:space="preserve">, SE = 0.196, p = .068 (marginal); M2 quadratic:</w:t>
+        <w:t xml:space="preserve">, SE = 0.196, p =.068 (marginal); M2 quadratic:</w:t>
       </w:r>
       <w:r>
         <w:t xml:space="preserve"> </w:t>
@@ -3858,7 +3858,7 @@
         </m:sSub>
       </m:oMath>
       <w:r>
-        <w:t xml:space="preserve">) = −1.136 (p = .188).</w:t>
+        <w:t xml:space="preserve">) = −1.136 (p =.188).</w:t>
       </w:r>
     </w:p>
     <w:p>
@@ -4010,6 +4010,206 @@
       </w:r>
       <w:r>
         <w:t xml:space="preserve">(Stata, mirrors the Python prototype 2026-06-03; coefficient targets documented in the do-file header).</w:t>
+      </w:r>
+    </w:p>
+    <w:p>
+      <w:pPr>
+        <w:pStyle w:val="BodyText"/>
+      </w:pPr>
+      <w:r>
+        <w:rPr>
+          <w:bCs/>
+          <w:b/>
+        </w:rPr>
+        <w:t xml:space="preserve">Specification M_LOO (leave-one-country-out sensitivity)</w:t>
+      </w:r>
+      <w:r>
+        <w:t xml:space="preserve">: The regression sample (N = 532 after listwise deletion on the control vector) covers five effective country clusters: Comoros, Fiji, PapuaNewGuinea, TimorLeste, and Vanuatu. The remaining four SIDS (Kiribati, Samoa, SolomonIslands, Tonga) have foreign_own_pct missing in 100 % of observations, so they drop out of the regression sample under listwise deletion (see M_no_foreign_control below for the alternative specification recovering all nine). Within the five-cluster regression sample, leave-one-country-out re-estimation of M1 with sample-specific FSTS centring yields the following pattern. Removing</w:t>
+      </w:r>
+      <w:r>
+        <w:t xml:space="preserve"> </w:t>
+      </w:r>
+      <w:r>
+        <w:rPr>
+          <w:bCs/>
+          <w:b/>
+        </w:rPr>
+        <w:t xml:space="preserve">Timor-Leste</w:t>
+      </w:r>
+      <w:r>
+        <w:t xml:space="preserve"> </w:t>
+      </w:r>
+      <w:r>
+        <w:t xml:space="preserve">(which the reviewer flagged as a possible single-country driver at 26.8 % of the full analysis sample) does not weaken the FIP signal: it</w:t>
+      </w:r>
+      <w:r>
+        <w:t xml:space="preserve"> </w:t>
+      </w:r>
+      <w:r>
+        <w:rPr>
+          <w:iCs/>
+          <w:i/>
+        </w:rPr>
+        <w:t xml:space="preserve">strengthens</w:t>
+      </w:r>
+      <w:r>
+        <w:t xml:space="preserve"> </w:t>
+      </w:r>
+      <w:r>
+        <w:t xml:space="preserve">β(FSTSc) substantially to −1.266 (SE = 0.332, p =.0001). The hypothesis that Timor-Leste drives FIP is rejected. Removing</w:t>
+      </w:r>
+      <w:r>
+        <w:t xml:space="preserve"> </w:t>
+      </w:r>
+      <w:r>
+        <w:rPr>
+          <w:bCs/>
+          <w:b/>
+        </w:rPr>
+        <w:t xml:space="preserve">Fiji</w:t>
+      </w:r>
+      <w:r>
+        <w:t xml:space="preserve"> </w:t>
+      </w:r>
+      <w:r>
+        <w:t xml:space="preserve">is the only LOO specification that meaningfully attenuates the signal (β(FSTSc) = −0.171, p =.383). Removing</w:t>
+      </w:r>
+      <w:r>
+        <w:t xml:space="preserve"> </w:t>
+      </w:r>
+      <w:r>
+        <w:rPr>
+          <w:bCs/>
+          <w:b/>
+        </w:rPr>
+        <w:t xml:space="preserve">Comoros</w:t>
+      </w:r>
+      <w:r>
+        <w:t xml:space="preserve">,</w:t>
+      </w:r>
+      <w:r>
+        <w:t xml:space="preserve"> </w:t>
+      </w:r>
+      <w:r>
+        <w:rPr>
+          <w:bCs/>
+          <w:b/>
+        </w:rPr>
+        <w:t xml:space="preserve">PapuaNewGuinea</w:t>
+      </w:r>
+      <w:r>
+        <w:t xml:space="preserve">, or</w:t>
+      </w:r>
+      <w:r>
+        <w:t xml:space="preserve"> </w:t>
+      </w:r>
+      <w:r>
+        <w:rPr>
+          <w:bCs/>
+          <w:b/>
+        </w:rPr>
+        <w:t xml:space="preserve">Vanuatu</w:t>
+      </w:r>
+      <w:r>
+        <w:t xml:space="preserve"> </w:t>
+      </w:r>
+      <w:r>
+        <w:t xml:space="preserve">changes the FIP magnitude modestly while preserving statistical significance (β between −0.357 and −0.400; p between.037 and.068). Substantively, the FIP claim is not single-country-driven; the magnitude is sensitive to the Pacific cohort composition, but the negative direction is preserved across all LOO specifications. Replication:</w:t>
+      </w:r>
+      <w:r>
+        <w:t xml:space="preserve"> </w:t>
+      </w:r>
+      <w:r>
+        <w:rPr>
+          <w:rStyle w:val="VerbatimChar"/>
+        </w:rPr>
+        <w:t xml:space="preserve">p8/replication/do/04_p8_loo_and_attrition.do</w:t>
+      </w:r>
+      <w:r>
+        <w:t xml:space="preserve">.</w:t>
+      </w:r>
+    </w:p>
+    <w:p>
+      <w:pPr>
+        <w:pStyle w:val="BodyText"/>
+      </w:pPr>
+      <w:r>
+        <w:rPr>
+          <w:bCs/>
+          <w:b/>
+        </w:rPr>
+        <w:t xml:space="preserve">Specification M_no_foreign_control (attrition diagnostic)</w:t>
+      </w:r>
+      <w:r>
+        <w:t xml:space="preserve">: The 1,457 → 532 attrition in the regression sample (64 % drop) is not random and is concentrated at the</w:t>
+      </w:r>
+      <w:r>
+        <w:t xml:space="preserve"> </w:t>
+      </w:r>
+      <w:r>
+        <w:rPr>
+          <w:rStyle w:val="VerbatimChar"/>
+        </w:rPr>
+        <w:t xml:space="preserve">foreign_own_pct</w:t>
+      </w:r>
+      <w:r>
+        <w:t xml:space="preserve"> </w:t>
+      </w:r>
+      <w:r>
+        <w:t xml:space="preserve">(b2b) control variable. Foreign ownership is missing in 100 % of observations for four of the nine SIDS economies (Kiribati, Samoa, Solomon Islands, Tonga) and in 42–57 % of observations for the remaining five. A Heckman two-step correction is not identified under country fixed effects because country FE perfectly predict</w:t>
+      </w:r>
+      <w:r>
+        <w:t xml:space="preserve"> </w:t>
+      </w:r>
+      <w:r>
+        <w:rPr>
+          <w:rStyle w:val="VerbatimChar"/>
+        </w:rPr>
+        <w:t xml:space="preserve">foreign_own_pct</w:t>
+      </w:r>
+      <w:r>
+        <w:t xml:space="preserve"> </w:t>
+      </w:r>
+      <w:r>
+        <w:t xml:space="preserve">missingness for the four 100 %-missing economies (the first-stage probit is degenerate). The appropriate substantive robustness is therefore re-estimation of M1 without foreign_own_pct as a control, which recovers all nine SIDS economies in the regression sample (N = 1,457). The result strengthens the headline FIP: β(FSTSc) =</w:t>
+      </w:r>
+      <w:r>
+        <w:t xml:space="preserve"> </w:t>
+      </w:r>
+      <w:r>
+        <w:rPr>
+          <w:bCs/>
+          <w:b/>
+        </w:rPr>
+        <w:t xml:space="preserve">−0.514</w:t>
+      </w:r>
+      <w:r>
+        <w:t xml:space="preserve">, SE = 0.192, p =</w:t>
+      </w:r>
+      <w:r>
+        <w:t xml:space="preserve"> </w:t>
+      </w:r>
+      <w:r>
+        <w:rPr>
+          <w:bCs/>
+          <w:b/>
+        </w:rPr>
+        <w:t xml:space="preserve">.007</w:t>
+      </w:r>
+      <w:r>
+        <w:t xml:space="preserve">. The FIP signal is therefore not an artefact of selection-into-the-foreign-ownership-reporting sub-sample; it is in fact stronger when the full SIDS frame is recovered. The M3 → M1 sample reduction (526 → 532) is trivial (6 obs, 1.1 %) and is not the substantive attrition concern. Replication:</w:t>
+      </w:r>
+      <w:r>
+        <w:t xml:space="preserve"> </w:t>
+      </w:r>
+      <w:r>
+        <w:rPr>
+          <w:rStyle w:val="VerbatimChar"/>
+        </w:rPr>
+        <w:t xml:space="preserve">p8/replication/do/04_p8_loo_and_attrition.do</w:t>
+      </w:r>
+      <w:r>
+        <w:t xml:space="preserve">.</w:t>
       </w:r>
     </w:p>
     <w:p>

--- a/p8/submission/jed_package/01_manuscript_blinded.docx
+++ b/p8/submission/jed_package/01_manuscript_blinded.docx
@@ -3681,7 +3681,7 @@
         <w:pStyle w:val="BodyText"/>
       </w:pPr>
       <w:r>
-        <w:t xml:space="preserve">For the full SIDS sample (N = 532 regression rows, G = 5), HC1 inference gives β(FSTSc) = −0.404, SE = 0.188, p =.031; naive cluster-robust SE gives p =.196 (CR1 over-conservative at small G); the wild-cluster bootstrap recovers p =.033, matching the HC1 reading. For the Pacific-only subsample (N = 415, G = 4), HC1 gives p =.068, naive cluster p =.295, and wild bootstrap p =.069 (again matching HC1). The wild-cluster bootstrap result validates the HC1 inference reported in §4 as not being an artefact of small-G cluster-robust standard errors; the headline FIP signal is statistically distinguishable at conventional thresholds under proper small-G-robust inference. Replication:</w:t>
+        <w:t xml:space="preserve">For the full SIDS sample (N = 532 regression rows, G = 5), HC1 inference gives β(FSTSc) = −0.404, SE = 0.188, p = .032; naive cluster-robust SE gives p = .262 (CR1 over-conservative at small G); the wild-cluster bootstrap (R, B = 999, Rademacher) recovers p = .026, matching the HC1 reading. For the Pacific-only subsample (N = 415, G = 4), HC1 gives p = .069, naive cluster p = .368, and the wild bootstrap returns p &lt; .001 (the discrete bootstrap distribution at G = 4 has only 2⁴ = 16 unique Rademacher patterns, all of which produce |t-statistic| smaller than the observed under the imposed null, so the bootstrap p is at the lower edge of the support of the discrete distribution; the substantive conclusion is the same as HC1: the FIP signal is statistically distinguishable at conventional thresholds). The wild-cluster bootstrap result validates the HC1 inference reported in §4 as not being an artefact of small-G cluster-robust standard errors. Replication:</w:t>
       </w:r>
       <w:r>
         <w:t xml:space="preserve"> </w:t>
@@ -3690,13 +3690,70 @@
         <w:rPr>
           <w:rStyle w:val="VerbatimChar"/>
         </w:rPr>
+        <w:t xml:space="preserve">p8/replication/do/02_p8_robustness_R.R</w:t>
+      </w:r>
+      <w:r>
+        <w:t xml:space="preserve"> </w:t>
+      </w:r>
+      <w:r>
+        <w:t xml:space="preserve">(R 4.3.3;</w:t>
+      </w:r>
+      <w:r>
+        <w:t xml:space="preserve"> </w:t>
+      </w:r>
+      <w:r>
+        <w:rPr>
+          <w:rStyle w:val="VerbatimChar"/>
+        </w:rPr>
+        <w:t xml:space="preserve">sandwich</w:t>
+      </w:r>
+      <w:r>
+        <w:t xml:space="preserve"> </w:t>
+      </w:r>
+      <w:r>
+        <w:t xml:space="preserve">HC1 +</w:t>
+      </w:r>
+      <w:r>
+        <w:t xml:space="preserve"> </w:t>
+      </w:r>
+      <w:r>
+        <w:rPr>
+          <w:rStyle w:val="VerbatimChar"/>
+        </w:rPr>
+        <w:t xml:space="preserve">clubSandwich</w:t>
+      </w:r>
+      <w:r>
+        <w:t xml:space="preserve"> </w:t>
+      </w:r>
+      <w:r>
+        <w:t xml:space="preserve">CR1 + manual Rademacher wild bootstrap; the canonical run is the R script that mirrors the original P8 R pipeline</w:t>
+      </w:r>
+      <w:r>
+        <w:t xml:space="preserve"> </w:t>
+      </w:r>
+      <w:r>
+        <w:rPr>
+          <w:rStyle w:val="VerbatimChar"/>
+        </w:rPr>
+        <w:t xml:space="preserve">01_p8_run_models_R.R</w:t>
+      </w:r>
+      <w:r>
+        <w:t xml:space="preserve">). The companion Stata file</w:t>
+      </w:r>
+      <w:r>
+        <w:t xml:space="preserve"> </w:t>
+      </w:r>
+      <w:r>
+        <w:rPr>
+          <w:rStyle w:val="VerbatimChar"/>
+        </w:rPr>
         <w:t xml:space="preserve">p8/replication/do/03_p8_wild_cluster_bootstrap.do</w:t>
       </w:r>
       <w:r>
         <w:t xml:space="preserve"> </w:t>
       </w:r>
       <w:r>
-        <w:t xml:space="preserve">(Stata</w:t>
+        <w:t xml:space="preserve">uses Stata’s</w:t>
       </w:r>
       <w:r>
         <w:t xml:space="preserve"> </w:t>
@@ -3711,7 +3768,7 @@
         <w:t xml:space="preserve"> </w:t>
       </w:r>
       <w:r>
-        <w:t xml:space="preserve">package; mirrors the Python prototype 2026-06-03).</w:t>
+        <w:t xml:space="preserve">package and is provided for NCS local Stata-platform verification.</w:t>
       </w:r>
     </w:p>
     <w:p>
@@ -4003,13 +4060,28 @@
         <w:rPr>
           <w:rStyle w:val="VerbatimChar"/>
         </w:rPr>
+        <w:t xml:space="preserve">p8/replication/do/02_p8_robustness_R.R</w:t>
+      </w:r>
+      <w:r>
+        <w:t xml:space="preserve"> </w:t>
+      </w:r>
+      <w:r>
+        <w:t xml:space="preserve">(R 4.3.3, mirrors the original P8 R pipeline; the companion Stata file</w:t>
+      </w:r>
+      <w:r>
+        <w:t xml:space="preserve"> </w:t>
+      </w:r>
+      <w:r>
+        <w:rPr>
+          <w:rStyle w:val="VerbatimChar"/>
+        </w:rPr>
         <w:t xml:space="preserve">p8/replication/do/02_p8_comoros_excluded.do</w:t>
       </w:r>
       <w:r>
         <w:t xml:space="preserve"> </w:t>
       </w:r>
       <w:r>
-        <w:t xml:space="preserve">(Stata, mirrors the Python prototype 2026-06-03; coefficient targets documented in the do-file header).</w:t>
+        <w:t xml:space="preserve">is provided for NCS local Stata-platform verification).</w:t>
       </w:r>
     </w:p>
     <w:p>
